--- a/自動產生合約範本/template_profit.docx
+++ b/自動產生合約範本/template_profit.docx
@@ -604,15 +604,7 @@
           <w:rFonts w:ascii="微軟正黑體" w:eastAsia="微軟正黑體" w:hAnsi="微軟正黑體" w:cs="微軟正黑體"/>
           <w:color w:val="000000"/>
         </w:rPr>
-        <w:t>，並扣除因本停車場營運所生之政府機關罰鍰/罰單後，下稱「停車場營收」），由</w:t>
-      </w:r>
-      <w:r>
-        <w:rPr>
-          <w:rFonts w:ascii="微軟正黑體" w:eastAsia="微軟正黑體" w:hAnsi="微軟正黑體" w:cs="微軟正黑體"/>
-          <w:color w:val="000000"/>
-          <w:highlight w:val="yellow"/>
-        </w:rPr>
-        <w:t>甲乙雙方依甲方分得</w:t>
+        <w:t>，並扣除因本停車場營運所生之政府機關罰鍰/罰單後，下稱「停車場營收」），由甲乙雙方依甲方分得</w:t>
       </w:r>
       <w:r>
         <w:rPr>
@@ -638,7 +630,6 @@
         <w:rPr>
           <w:rFonts w:ascii="微軟正黑體" w:eastAsia="微軟正黑體" w:hAnsi="微軟正黑體" w:cs="微軟正黑體"/>
           <w:color w:val="000000"/>
-          <w:highlight w:val="yellow"/>
         </w:rPr>
         <w:t>%</w:t>
       </w:r>
@@ -646,7 +637,6 @@
         <w:rPr>
           <w:rFonts w:ascii="微軟正黑體" w:eastAsia="微軟正黑體" w:hAnsi="微軟正黑體" w:cs="微軟正黑體"/>
           <w:color w:val="000000"/>
-          <w:highlight w:val="yellow"/>
         </w:rPr>
         <w:t>、乙方分得</w:t>
       </w:r>
@@ -674,7 +664,6 @@
         <w:rPr>
           <w:rFonts w:ascii="微軟正黑體" w:eastAsia="微軟正黑體" w:hAnsi="微軟正黑體" w:cs="微軟正黑體"/>
           <w:color w:val="000000"/>
-          <w:highlight w:val="yellow"/>
         </w:rPr>
         <w:t>%之比例分潤。</w:t>
       </w:r>
@@ -1283,14 +1272,12 @@
         <w:rPr>
           <w:rFonts w:ascii="微軟正黑體" w:eastAsia="微軟正黑體" w:hAnsi="微軟正黑體" w:cs="微軟正黑體"/>
           <w:color w:val="000000"/>
-          <w:highlight w:val="yellow"/>
-        </w:rPr>
-      </w:pPr>
-      <w:r>
-        <w:rPr>
-          <w:rFonts w:ascii="微軟正黑體" w:eastAsia="微軟正黑體" w:hAnsi="微軟正黑體" w:cs="微軟正黑體"/>
-          <w:color w:val="000000"/>
-          <w:highlight w:val="yellow"/>
+        </w:rPr>
+      </w:pPr>
+      <w:r>
+        <w:rPr>
+          <w:rFonts w:ascii="微軟正黑體" w:eastAsia="微軟正黑體" w:hAnsi="微軟正黑體" w:cs="微軟正黑體"/>
+          <w:color w:val="000000"/>
         </w:rPr>
         <w:t xml:space="preserve">銀行名稱（含分行）： </w:t>
       </w:r>
@@ -1365,14 +1352,12 @@
         <w:rPr>
           <w:rFonts w:ascii="微軟正黑體" w:eastAsia="微軟正黑體" w:hAnsi="微軟正黑體" w:cs="微軟正黑體"/>
           <w:color w:val="000000"/>
-          <w:highlight w:val="yellow"/>
-        </w:rPr>
-      </w:pPr>
-      <w:r>
-        <w:rPr>
-          <w:rFonts w:ascii="微軟正黑體" w:eastAsia="微軟正黑體" w:hAnsi="微軟正黑體" w:cs="微軟正黑體"/>
-          <w:color w:val="000000"/>
-          <w:highlight w:val="yellow"/>
+        </w:rPr>
+      </w:pPr>
+      <w:r>
+        <w:rPr>
+          <w:rFonts w:ascii="微軟正黑體" w:eastAsia="微軟正黑體" w:hAnsi="微軟正黑體" w:cs="微軟正黑體"/>
+          <w:color w:val="000000"/>
         </w:rPr>
         <w:t>帳戶名稱：</w:t>
       </w:r>
@@ -1446,7 +1431,6 @@
         <w:rPr>
           <w:rFonts w:ascii="微軟正黑體" w:eastAsia="微軟正黑體" w:hAnsi="微軟正黑體" w:cs="微軟正黑體"/>
           <w:color w:val="000000"/>
-          <w:highlight w:val="yellow"/>
         </w:rPr>
         <w:t>帳戶號碼：</w:t>
       </w:r>
@@ -2087,14 +2071,12 @@
         <w:rPr>
           <w:rFonts w:ascii="微軟正黑體" w:eastAsia="微軟正黑體" w:hAnsi="微軟正黑體" w:cs="微軟正黑體"/>
           <w:color w:val="000000"/>
-          <w:highlight w:val="yellow"/>
-        </w:rPr>
-      </w:pPr>
-      <w:r>
-        <w:rPr>
-          <w:rFonts w:ascii="微軟正黑體" w:eastAsia="微軟正黑體" w:hAnsi="微軟正黑體" w:cs="微軟正黑體"/>
-          <w:color w:val="000000"/>
-          <w:highlight w:val="yellow"/>
+        </w:rPr>
+      </w:pPr>
+      <w:r>
+        <w:rPr>
+          <w:rFonts w:ascii="微軟正黑體" w:eastAsia="微軟正黑體" w:hAnsi="微軟正黑體" w:cs="微軟正黑體"/>
+          <w:color w:val="000000"/>
         </w:rPr>
         <w:t>自民國（下同）</w:t>
       </w:r>
@@ -2122,7 +2104,6 @@
         <w:rPr>
           <w:rFonts w:ascii="微軟正黑體" w:eastAsia="微軟正黑體" w:hAnsi="微軟正黑體" w:cs="微軟正黑體"/>
           <w:color w:val="000000"/>
-          <w:highlight w:val="yellow"/>
         </w:rPr>
         <w:t>（下稱「生效日」）起至</w:t>
       </w:r>
@@ -2150,7 +2131,6 @@
         <w:rPr>
           <w:rFonts w:ascii="微軟正黑體" w:eastAsia="微軟正黑體" w:hAnsi="微軟正黑體" w:cs="微軟正黑體"/>
           <w:color w:val="000000"/>
-          <w:highlight w:val="yellow"/>
         </w:rPr>
         <w:t>（下稱「到期日」）止。</w:t>
       </w:r>
@@ -2893,14 +2873,12 @@
         <w:rPr>
           <w:rFonts w:ascii="微軟正黑體" w:eastAsia="微軟正黑體" w:hAnsi="微軟正黑體" w:cs="微軟正黑體"/>
           <w:color w:val="000000"/>
-          <w:highlight w:val="yellow"/>
-        </w:rPr>
-      </w:pPr>
-      <w:r>
-        <w:rPr>
-          <w:rFonts w:ascii="微軟正黑體" w:eastAsia="微軟正黑體" w:hAnsi="微軟正黑體" w:cs="微軟正黑體"/>
-          <w:color w:val="000000"/>
-          <w:highlight w:val="yellow"/>
+        </w:rPr>
+      </w:pPr>
+      <w:r>
+        <w:rPr>
+          <w:rFonts w:ascii="微軟正黑體" w:eastAsia="微軟正黑體" w:hAnsi="微軟正黑體" w:cs="微軟正黑體"/>
+          <w:color w:val="000000"/>
         </w:rPr>
         <w:t xml:space="preserve">甲方（蓋章）： </w:t>
       </w:r>
@@ -2958,17 +2936,202 @@
         <w:spacing w:line="420" w:lineRule="auto"/>
         <w:jc w:val="both"/>
         <w:rPr>
+          <w:rFonts w:asciiTheme="minorEastAsia" w:hAnsiTheme="minorEastAsia" w:cs="冬青黑體簡體中文 W3"/>
+          <w:color w:val="000000"/>
+        </w:rPr>
+      </w:pPr>
+      <w:r>
+        <w:rPr>
+          <w:rFonts w:ascii="微軟正黑體" w:eastAsia="微軟正黑體" w:hAnsi="微軟正黑體" w:cs="微軟正黑體"/>
+          <w:color w:val="000000"/>
+        </w:rPr>
+        <w:t xml:space="preserve">負責人： </w:t>
+      </w:r>
+      <w:proofErr w:type="gramStart"/>
+      <w:r>
+        <w:rPr>
+          <w:rFonts w:asciiTheme="minorEastAsia" w:hAnsiTheme="minorEastAsia" w:cs="冬青黑體簡體中文 W3"/>
+          <w:color w:val="000000"/>
+        </w:rPr>
+        <w:t>{{ owner</w:t>
+      </w:r>
+      <w:proofErr w:type="gramEnd"/>
+      <w:r>
+        <w:rPr>
+          <w:rFonts w:asciiTheme="minorEastAsia" w:hAnsiTheme="minorEastAsia" w:cs="冬青黑體簡體中文 W3"/>
+          <w:color w:val="000000"/>
+        </w:rPr>
+        <w:t xml:space="preserve"> }}</w:t>
+      </w:r>
+    </w:p>
+    <w:p>
+      <w:pPr>
+        <w:spacing w:line="420" w:lineRule="auto"/>
+        <w:jc w:val="both"/>
+        <w:rPr>
+          <w:rFonts w:ascii="微軟正黑體" w:eastAsia="微軟正黑體" w:hAnsi="微軟正黑體" w:cs="微軟正黑體"/>
+          <w:color w:val="000000"/>
+        </w:rPr>
+      </w:pPr>
+      <w:r>
+        <w:rPr>
+          <w:rFonts w:ascii="微軟正黑體" w:eastAsia="微軟正黑體" w:hAnsi="微軟正黑體" w:cs="微軟正黑體"/>
+          <w:color w:val="000000"/>
+        </w:rPr>
+        <w:t>身分證字號/統編：</w:t>
+      </w:r>
+      <w:proofErr w:type="gramStart"/>
+      <w:r>
+        <w:rPr>
+          <w:rFonts w:asciiTheme="minorEastAsia" w:hAnsiTheme="minorEastAsia" w:cs="冬青黑體簡體中文 W3"/>
+          <w:color w:val="000000"/>
+        </w:rPr>
+        <w:t xml:space="preserve">{{ </w:t>
+      </w:r>
+      <w:proofErr w:type="spellStart"/>
+      <w:r>
+        <w:rPr>
+          <w:rFonts w:asciiTheme="minorEastAsia" w:hAnsiTheme="minorEastAsia" w:cs="冬青黑體簡體中文 W3"/>
+          <w:color w:val="000000"/>
+        </w:rPr>
+        <w:t>id</w:t>
+      </w:r>
+      <w:proofErr w:type="gramEnd"/>
+      <w:r>
+        <w:rPr>
+          <w:rFonts w:asciiTheme="minorEastAsia" w:hAnsiTheme="minorEastAsia" w:cs="冬青黑體簡體中文 W3"/>
+          <w:color w:val="000000"/>
+        </w:rPr>
+        <w:t>_</w:t>
+      </w:r>
+      <w:proofErr w:type="gramStart"/>
+      <w:r>
+        <w:rPr>
+          <w:rFonts w:asciiTheme="minorEastAsia" w:hAnsiTheme="minorEastAsia" w:cs="冬青黑體簡體中文 W3"/>
+          <w:color w:val="000000"/>
+        </w:rPr>
+        <w:t>number</w:t>
+      </w:r>
+      <w:proofErr w:type="spellEnd"/>
+      <w:r>
+        <w:rPr>
+          <w:rFonts w:asciiTheme="minorEastAsia" w:hAnsiTheme="minorEastAsia" w:cs="冬青黑體簡體中文 W3"/>
+          <w:color w:val="000000"/>
+        </w:rPr>
+        <w:t xml:space="preserve"> }</w:t>
+      </w:r>
+      <w:proofErr w:type="gramEnd"/>
+      <w:r>
+        <w:rPr>
+          <w:rFonts w:asciiTheme="minorEastAsia" w:hAnsiTheme="minorEastAsia" w:cs="冬青黑體簡體中文 W3"/>
+          <w:color w:val="000000"/>
+        </w:rPr>
+        <w:t>}</w:t>
+      </w:r>
+    </w:p>
+    <w:p>
+      <w:pPr>
+        <w:spacing w:line="420" w:lineRule="auto"/>
+        <w:jc w:val="both"/>
+        <w:rPr>
+          <w:rFonts w:ascii="微軟正黑體" w:eastAsia="微軟正黑體" w:hAnsi="微軟正黑體" w:cs="微軟正黑體"/>
+          <w:color w:val="000000"/>
+        </w:rPr>
+      </w:pPr>
+      <w:r>
+        <w:rPr>
+          <w:rFonts w:ascii="微軟正黑體" w:eastAsia="微軟正黑體" w:hAnsi="微軟正黑體" w:cs="微軟正黑體"/>
+          <w:color w:val="000000"/>
+        </w:rPr>
+        <w:t>聯絡電話：</w:t>
+      </w:r>
+      <w:proofErr w:type="gramStart"/>
+      <w:r>
+        <w:rPr>
+          <w:rFonts w:asciiTheme="minorEastAsia" w:hAnsiTheme="minorEastAsia" w:cs="冬青黑體簡體中文 W3"/>
+          <w:color w:val="000000"/>
+        </w:rPr>
+        <w:t>{{ phone</w:t>
+      </w:r>
+      <w:proofErr w:type="gramEnd"/>
+      <w:r>
+        <w:rPr>
+          <w:rFonts w:asciiTheme="minorEastAsia" w:hAnsiTheme="minorEastAsia" w:cs="冬青黑體簡體中文 W3"/>
+          <w:color w:val="000000"/>
+        </w:rPr>
+        <w:t xml:space="preserve"> }}</w:t>
+      </w:r>
+    </w:p>
+    <w:p>
+      <w:pPr>
+        <w:spacing w:line="420" w:lineRule="auto"/>
+        <w:jc w:val="both"/>
+        <w:rPr>
+          <w:rFonts w:asciiTheme="minorEastAsia" w:hAnsiTheme="minorEastAsia" w:cs="冬青黑體簡體中文 W3"/>
+        </w:rPr>
+      </w:pPr>
+      <w:r>
+        <w:rPr>
+          <w:rFonts w:ascii="微軟正黑體" w:eastAsia="微軟正黑體" w:hAnsi="微軟正黑體" w:cs="微軟正黑體"/>
+        </w:rPr>
+        <w:t>地址：</w:t>
+      </w:r>
+      <w:proofErr w:type="gramStart"/>
+      <w:r>
+        <w:rPr>
+          <w:rFonts w:asciiTheme="minorEastAsia" w:hAnsiTheme="minorEastAsia" w:cs="冬青黑體簡體中文 W3"/>
+        </w:rPr>
+        <w:t xml:space="preserve">{{ </w:t>
+      </w:r>
+      <w:proofErr w:type="spellStart"/>
+      <w:r>
+        <w:rPr>
+          <w:rFonts w:asciiTheme="minorEastAsia" w:hAnsiTheme="minorEastAsia" w:cs="冬青黑體簡體中文 W3"/>
+        </w:rPr>
+        <w:t>contact</w:t>
+      </w:r>
+      <w:proofErr w:type="gramEnd"/>
+      <w:r>
+        <w:rPr>
+          <w:rFonts w:asciiTheme="minorEastAsia" w:hAnsiTheme="minorEastAsia" w:cs="冬青黑體簡體中文 W3"/>
+        </w:rPr>
+        <w:t>_</w:t>
+      </w:r>
+      <w:proofErr w:type="gramStart"/>
+      <w:r>
+        <w:rPr>
+          <w:rFonts w:asciiTheme="minorEastAsia" w:hAnsiTheme="minorEastAsia" w:cs="冬青黑體簡體中文 W3"/>
+        </w:rPr>
+        <w:t>address</w:t>
+      </w:r>
+      <w:proofErr w:type="spellEnd"/>
+      <w:r>
+        <w:rPr>
+          <w:rFonts w:asciiTheme="minorEastAsia" w:hAnsiTheme="minorEastAsia" w:cs="冬青黑體簡體中文 W3"/>
+        </w:rPr>
+        <w:t xml:space="preserve"> }</w:t>
+      </w:r>
+      <w:proofErr w:type="gramEnd"/>
+      <w:r>
+        <w:rPr>
+          <w:rFonts w:asciiTheme="minorEastAsia" w:hAnsiTheme="minorEastAsia" w:cs="冬青黑體簡體中文 W3"/>
+        </w:rPr>
+        <w:t>}</w:t>
+      </w:r>
+    </w:p>
+    <w:p>
+      <w:pPr>
+        <w:spacing w:line="420" w:lineRule="auto"/>
+        <w:jc w:val="both"/>
+        <w:rPr>
+          <w:rFonts w:ascii="微軟正黑體" w:eastAsia="微軟正黑體" w:hAnsi="微軟正黑體" w:cs="微軟正黑體" w:hint="eastAsia"/>
+        </w:rPr>
+      </w:pPr>
+      <w:r>
+        <w:rPr>
           <w:rFonts w:asciiTheme="minorEastAsia" w:hAnsiTheme="minorEastAsia" w:cs="冬青黑體簡體中文 W3" w:hint="eastAsia"/>
-          <w:color w:val="000000"/>
-        </w:rPr>
-      </w:pPr>
-      <w:r>
-        <w:rPr>
-          <w:rFonts w:ascii="微軟正黑體" w:eastAsia="微軟正黑體" w:hAnsi="微軟正黑體" w:cs="微軟正黑體"/>
-          <w:color w:val="000000"/>
-          <w:highlight w:val="yellow"/>
-        </w:rPr>
-        <w:t xml:space="preserve">負責人： </w:t>
+        </w:rPr>
+        <w:t>電子信箱：</w:t>
       </w:r>
       <w:proofErr w:type="gramStart"/>
       <w:r>
@@ -2976,7 +3139,14 @@
           <w:rFonts w:asciiTheme="minorEastAsia" w:hAnsiTheme="minorEastAsia" w:cs="冬青黑體簡體中文 W3"/>
           <w:color w:val="000000"/>
         </w:rPr>
-        <w:t>{{ owner</w:t>
+        <w:t xml:space="preserve">{{ </w:t>
+      </w:r>
+      <w:r>
+        <w:rPr>
+          <w:rFonts w:asciiTheme="minorEastAsia" w:hAnsiTheme="minorEastAsia" w:cs="冬青黑體簡體中文 W3" w:hint="eastAsia"/>
+          <w:color w:val="000000"/>
+        </w:rPr>
+        <w:t>email</w:t>
       </w:r>
       <w:proofErr w:type="gramEnd"/>
       <w:r>
@@ -2994,258 +3164,97 @@
         <w:rPr>
           <w:rFonts w:ascii="微軟正黑體" w:eastAsia="微軟正黑體" w:hAnsi="微軟正黑體" w:cs="微軟正黑體"/>
           <w:color w:val="000000"/>
-          <w:highlight w:val="yellow"/>
-        </w:rPr>
-      </w:pPr>
-      <w:r>
-        <w:rPr>
-          <w:rFonts w:ascii="微軟正黑體" w:eastAsia="微軟正黑體" w:hAnsi="微軟正黑體" w:cs="微軟正黑體"/>
-          <w:color w:val="000000"/>
-          <w:highlight w:val="yellow"/>
-        </w:rPr>
-        <w:t>身分證字號/統編：</w:t>
-      </w:r>
-      <w:proofErr w:type="gramStart"/>
-      <w:r>
-        <w:rPr>
-          <w:rFonts w:asciiTheme="minorEastAsia" w:hAnsiTheme="minorEastAsia" w:cs="冬青黑體簡體中文 W3"/>
-          <w:color w:val="000000"/>
-        </w:rPr>
-        <w:t xml:space="preserve">{{ </w:t>
-      </w:r>
-      <w:proofErr w:type="spellStart"/>
-      <w:r>
-        <w:rPr>
-          <w:rFonts w:asciiTheme="minorEastAsia" w:hAnsiTheme="minorEastAsia" w:cs="冬青黑體簡體中文 W3"/>
-          <w:color w:val="000000"/>
-        </w:rPr>
-        <w:t>id</w:t>
-      </w:r>
-      <w:proofErr w:type="gramEnd"/>
-      <w:r>
-        <w:rPr>
-          <w:rFonts w:asciiTheme="minorEastAsia" w:hAnsiTheme="minorEastAsia" w:cs="冬青黑體簡體中文 W3"/>
-          <w:color w:val="000000"/>
-        </w:rPr>
-        <w:t>_</w:t>
-      </w:r>
-      <w:proofErr w:type="gramStart"/>
-      <w:r>
-        <w:rPr>
-          <w:rFonts w:asciiTheme="minorEastAsia" w:hAnsiTheme="minorEastAsia" w:cs="冬青黑體簡體中文 W3"/>
-          <w:color w:val="000000"/>
-        </w:rPr>
-        <w:t>number</w:t>
-      </w:r>
-      <w:proofErr w:type="spellEnd"/>
-      <w:r>
-        <w:rPr>
-          <w:rFonts w:asciiTheme="minorEastAsia" w:hAnsiTheme="minorEastAsia" w:cs="冬青黑體簡體中文 W3"/>
-          <w:color w:val="000000"/>
-        </w:rPr>
-        <w:t xml:space="preserve"> }</w:t>
-      </w:r>
-      <w:proofErr w:type="gramEnd"/>
-      <w:r>
-        <w:rPr>
-          <w:rFonts w:asciiTheme="minorEastAsia" w:hAnsiTheme="minorEastAsia" w:cs="冬青黑體簡體中文 W3"/>
-          <w:color w:val="000000"/>
-        </w:rPr>
-        <w:t>}</w:t>
-      </w:r>
-    </w:p>
-    <w:p>
-      <w:pPr>
-        <w:spacing w:line="420" w:lineRule="auto"/>
-        <w:jc w:val="both"/>
-        <w:rPr>
-          <w:rFonts w:ascii="微軟正黑體" w:eastAsia="微軟正黑體" w:hAnsi="微軟正黑體" w:cs="微軟正黑體"/>
-          <w:color w:val="000000"/>
-          <w:highlight w:val="yellow"/>
-        </w:rPr>
-      </w:pPr>
-      <w:r>
-        <w:rPr>
-          <w:rFonts w:ascii="微軟正黑體" w:eastAsia="微軟正黑體" w:hAnsi="微軟正黑體" w:cs="微軟正黑體"/>
-          <w:color w:val="000000"/>
-          <w:highlight w:val="yellow"/>
-        </w:rPr>
-        <w:t>聯絡電話：</w:t>
-      </w:r>
-      <w:proofErr w:type="gramStart"/>
-      <w:r>
-        <w:rPr>
-          <w:rFonts w:asciiTheme="minorEastAsia" w:hAnsiTheme="minorEastAsia" w:cs="冬青黑體簡體中文 W3"/>
-          <w:color w:val="000000"/>
-        </w:rPr>
-        <w:t>{{ phone</w:t>
-      </w:r>
-      <w:proofErr w:type="gramEnd"/>
-      <w:r>
-        <w:rPr>
-          <w:rFonts w:asciiTheme="minorEastAsia" w:hAnsiTheme="minorEastAsia" w:cs="冬青黑體簡體中文 W3"/>
-          <w:color w:val="000000"/>
-        </w:rPr>
-        <w:t xml:space="preserve"> }}</w:t>
-      </w:r>
-    </w:p>
-    <w:p>
-      <w:pPr>
-        <w:spacing w:line="420" w:lineRule="auto"/>
-        <w:jc w:val="both"/>
-        <w:rPr>
-          <w:rFonts w:ascii="微軟正黑體" w:eastAsia="微軟正黑體" w:hAnsi="微軟正黑體" w:cs="微軟正黑體"/>
-          <w:highlight w:val="yellow"/>
-        </w:rPr>
-      </w:pPr>
-      <w:r>
-        <w:rPr>
-          <w:rFonts w:ascii="微軟正黑體" w:eastAsia="微軟正黑體" w:hAnsi="微軟正黑體" w:cs="微軟正黑體"/>
-          <w:highlight w:val="yellow"/>
+        </w:rPr>
+      </w:pPr>
+    </w:p>
+    <w:p>
+      <w:pPr>
+        <w:spacing w:line="420" w:lineRule="auto"/>
+        <w:jc w:val="both"/>
+        <w:rPr>
+          <w:rFonts w:ascii="微軟正黑體" w:eastAsia="微軟正黑體" w:hAnsi="微軟正黑體" w:cs="微軟正黑體"/>
+          <w:color w:val="000000"/>
+        </w:rPr>
+      </w:pPr>
+      <w:r>
+        <w:rPr>
+          <w:rFonts w:ascii="微軟正黑體" w:eastAsia="微軟正黑體" w:hAnsi="微軟正黑體" w:cs="微軟正黑體"/>
+          <w:color w:val="000000"/>
+        </w:rPr>
+        <w:t>乙方（蓋章）： {{ party_b }}</w:t>
+      </w:r>
+    </w:p>
+    <w:p>
+      <w:pPr>
+        <w:spacing w:line="420" w:lineRule="auto"/>
+        <w:jc w:val="both"/>
+        <w:rPr>
+          <w:rFonts w:ascii="微軟正黑體" w:eastAsia="微軟正黑體" w:hAnsi="微軟正黑體" w:cs="微軟正黑體"/>
+          <w:color w:val="000000"/>
+        </w:rPr>
+      </w:pPr>
+      <w:r>
+        <w:rPr>
+          <w:rFonts w:ascii="微軟正黑體" w:eastAsia="微軟正黑體" w:hAnsi="微軟正黑體" w:cs="微軟正黑體"/>
+          <w:color w:val="000000"/>
+        </w:rPr>
+        <w:t>負責人： {{ b_owner }}</w:t>
+      </w:r>
+    </w:p>
+    <w:p>
+      <w:pPr>
+        <w:spacing w:line="420" w:lineRule="auto"/>
+        <w:jc w:val="both"/>
+        <w:rPr>
+          <w:rFonts w:ascii="微軟正黑體" w:eastAsia="微軟正黑體" w:hAnsi="微軟正黑體" w:cs="微軟正黑體"/>
+          <w:color w:val="000000"/>
+        </w:rPr>
+      </w:pPr>
+      <w:r>
+        <w:rPr>
+          <w:rFonts w:ascii="微軟正黑體" w:eastAsia="微軟正黑體" w:hAnsi="微軟正黑體" w:cs="微軟正黑體"/>
+          <w:color w:val="000000"/>
+        </w:rPr>
+        <w:t>身分證字號/統編：{{ b_id }}</w:t>
+      </w:r>
+    </w:p>
+    <w:p>
+      <w:pPr>
+        <w:spacing w:line="420" w:lineRule="auto"/>
+        <w:jc w:val="both"/>
+        <w:rPr>
+          <w:rFonts w:ascii="微軟正黑體" w:eastAsia="微軟正黑體" w:hAnsi="微軟正黑體" w:cs="微軟正黑體"/>
+          <w:color w:val="000000"/>
+        </w:rPr>
+      </w:pPr>
+      <w:r>
+        <w:rPr>
+          <w:rFonts w:ascii="微軟正黑體" w:eastAsia="微軟正黑體" w:hAnsi="微軟正黑體" w:cs="微軟正黑體"/>
+          <w:color w:val="000000"/>
+        </w:rPr>
+        <w:t>聯絡電話：{{ b_phone }}</w:t>
+      </w:r>
+    </w:p>
+    <w:p>
+      <w:pPr>
+        <w:spacing w:line="420" w:lineRule="auto"/>
+        <w:jc w:val="both"/>
+        <w:rPr>
+          <w:rFonts w:ascii="微軟正黑體" w:eastAsia="微軟正黑體" w:hAnsi="微軟正黑體" w:cs="微軟正黑體"/>
+        </w:rPr>
+      </w:pPr>
+      <w:r>
+        <w:rPr>
+          <w:rFonts w:ascii="微軟正黑體" w:eastAsia="微軟正黑體" w:hAnsi="微軟正黑體" w:cs="微軟正黑體"/>
         </w:rPr>
         <w:t>地址：</w:t>
       </w:r>
-      <w:proofErr w:type="gramStart"/>
-      <w:r>
-        <w:rPr>
-          <w:rFonts w:asciiTheme="minorEastAsia" w:hAnsiTheme="minorEastAsia" w:cs="冬青黑體簡體中文 W3"/>
-        </w:rPr>
-        <w:t xml:space="preserve">{{ </w:t>
-      </w:r>
-      <w:proofErr w:type="spellStart"/>
-      <w:r>
-        <w:rPr>
-          <w:rFonts w:asciiTheme="minorEastAsia" w:hAnsiTheme="minorEastAsia" w:cs="冬青黑體簡體中文 W3"/>
-        </w:rPr>
-        <w:t>contact</w:t>
-      </w:r>
-      <w:proofErr w:type="gramEnd"/>
-      <w:r>
-        <w:rPr>
-          <w:rFonts w:asciiTheme="minorEastAsia" w:hAnsiTheme="minorEastAsia" w:cs="冬青黑體簡體中文 W3"/>
-        </w:rPr>
-        <w:t>_</w:t>
-      </w:r>
-      <w:proofErr w:type="gramStart"/>
-      <w:r>
-        <w:rPr>
-          <w:rFonts w:asciiTheme="minorEastAsia" w:hAnsiTheme="minorEastAsia" w:cs="冬青黑體簡體中文 W3"/>
-        </w:rPr>
-        <w:t>address</w:t>
-      </w:r>
-      <w:proofErr w:type="spellEnd"/>
-      <w:r>
-        <w:rPr>
-          <w:rFonts w:asciiTheme="minorEastAsia" w:hAnsiTheme="minorEastAsia" w:cs="冬青黑體簡體中文 W3"/>
-        </w:rPr>
-        <w:t xml:space="preserve"> }</w:t>
-      </w:r>
-      <w:proofErr w:type="gramEnd"/>
-      <w:r>
-        <w:rPr>
-          <w:rFonts w:asciiTheme="minorEastAsia" w:hAnsiTheme="minorEastAsia" w:cs="冬青黑體簡體中文 W3"/>
-        </w:rPr>
-        <w:t>}</w:t>
-      </w:r>
-    </w:p>
-    <w:p>
-      <w:pPr>
-        <w:spacing w:line="420" w:lineRule="auto"/>
-        <w:jc w:val="both"/>
-        <w:rPr>
-          <w:rFonts w:ascii="微軟正黑體" w:eastAsia="微軟正黑體" w:hAnsi="微軟正黑體" w:cs="微軟正黑體"/>
-          <w:color w:val="000000"/>
-        </w:rPr>
-      </w:pPr>
-    </w:p>
-    <w:p>
-      <w:pPr>
-        <w:spacing w:line="420" w:lineRule="auto"/>
-        <w:jc w:val="both"/>
-        <w:rPr>
-          <w:rFonts w:ascii="微軟正黑體" w:eastAsia="微軟正黑體" w:hAnsi="微軟正黑體" w:cs="微軟正黑體"/>
-          <w:color w:val="000000"/>
-        </w:rPr>
-      </w:pPr>
-      <w:r>
-        <w:rPr>
-          <w:rFonts w:ascii="微軟正黑體" w:eastAsia="微軟正黑體" w:hAnsi="微軟正黑體" w:cs="微軟正黑體"/>
-          <w:color w:val="000000"/>
-        </w:rPr>
-        <w:t>乙方（蓋章）： 志昌資產管理有限公司</w:t>
-      </w:r>
-    </w:p>
-    <w:p>
-      <w:pPr>
-        <w:spacing w:line="420" w:lineRule="auto"/>
-        <w:jc w:val="both"/>
-        <w:rPr>
-          <w:rFonts w:ascii="微軟正黑體" w:eastAsia="微軟正黑體" w:hAnsi="微軟正黑體" w:cs="微軟正黑體"/>
-          <w:color w:val="000000"/>
-        </w:rPr>
-      </w:pPr>
-      <w:r>
-        <w:rPr>
-          <w:rFonts w:ascii="微軟正黑體" w:eastAsia="微軟正黑體" w:hAnsi="微軟正黑體" w:cs="微軟正黑體"/>
-          <w:color w:val="000000"/>
-        </w:rPr>
-        <w:t>負責人： 謝昌志</w:t>
-      </w:r>
-    </w:p>
-    <w:p>
-      <w:pPr>
-        <w:spacing w:line="420" w:lineRule="auto"/>
-        <w:jc w:val="both"/>
-        <w:rPr>
-          <w:rFonts w:ascii="微軟正黑體" w:eastAsia="微軟正黑體" w:hAnsi="微軟正黑體" w:cs="微軟正黑體"/>
-          <w:color w:val="000000"/>
-        </w:rPr>
-      </w:pPr>
-      <w:r>
-        <w:rPr>
-          <w:rFonts w:ascii="微軟正黑體" w:eastAsia="微軟正黑體" w:hAnsi="微軟正黑體" w:cs="微軟正黑體"/>
-          <w:color w:val="000000"/>
-        </w:rPr>
-        <w:t>身分證字號/統編：90634048</w:t>
-      </w:r>
-    </w:p>
-    <w:p>
-      <w:pPr>
-        <w:spacing w:line="420" w:lineRule="auto"/>
-        <w:jc w:val="both"/>
-        <w:rPr>
-          <w:rFonts w:ascii="微軟正黑體" w:eastAsia="微軟正黑體" w:hAnsi="微軟正黑體" w:cs="微軟正黑體"/>
-          <w:color w:val="000000"/>
-        </w:rPr>
-      </w:pPr>
-      <w:r>
-        <w:rPr>
-          <w:rFonts w:ascii="微軟正黑體" w:eastAsia="微軟正黑體" w:hAnsi="微軟正黑體" w:cs="微軟正黑體"/>
-          <w:color w:val="000000"/>
-        </w:rPr>
-        <w:t>聯絡電話：0917-444-186</w:t>
-      </w:r>
-    </w:p>
-    <w:p>
-      <w:pPr>
-        <w:spacing w:line="420" w:lineRule="auto"/>
-        <w:jc w:val="both"/>
-        <w:rPr>
-          <w:rFonts w:ascii="微軟正黑體" w:eastAsia="微軟正黑體" w:hAnsi="微軟正黑體" w:cs="微軟正黑體"/>
-        </w:rPr>
-      </w:pPr>
-      <w:r>
-        <w:rPr>
-          <w:rFonts w:ascii="微軟正黑體" w:eastAsia="微軟正黑體" w:hAnsi="微軟正黑體" w:cs="微軟正黑體"/>
-        </w:rPr>
-        <w:t>地址：</w:t>
-      </w:r>
       <w:r>
         <w:rPr>
           <w:rFonts w:ascii="微軟正黑體" w:eastAsia="微軟正黑體" w:hAnsi="微軟正黑體" w:cs="微軟正黑體"/>
           <w:color w:val="333333"/>
         </w:rPr>
-        <w:t>臺北市中山區長安東路2段80號10樓之1</w:t>
+        <w:t>{{ b_address }}</w:t>
       </w:r>
     </w:p>
     <w:p>
@@ -3612,7 +3621,7 @@
       </w:pBdr>
       <w:ind w:right="526"/>
       <w:rPr>
-        <w:rFonts w:ascii="標楷體" w:eastAsia="標楷體" w:hAnsi="標楷體" w:cs="標楷體" w:hint="eastAsia"/>
+        <w:rFonts w:ascii="標楷體" w:eastAsia="標楷體" w:hAnsi="標楷體" w:cs="標楷體"/>
         <w:color w:val="666666"/>
         <w:sz w:val="20"/>
         <w:szCs w:val="20"/>

--- a/自動產生合約範本/template_profit.docx
+++ b/自動產生合約範本/template_profit.docx
@@ -3124,137 +3124,287 @@
         <w:spacing w:line="420" w:lineRule="auto"/>
         <w:jc w:val="both"/>
         <w:rPr>
+          <w:rFonts w:ascii="微軟正黑體" w:eastAsia="微軟正黑體" w:hAnsi="微軟正黑體" w:cs="微軟正黑體"/>
+        </w:rPr>
+      </w:pPr>
+      <w:r>
+        <w:rPr>
+          <w:rFonts w:asciiTheme="minorEastAsia" w:hAnsiTheme="minorEastAsia" w:cs="冬青黑體簡體中文 W3" w:hint="eastAsia"/>
+        </w:rPr>
+        <w:t>電子信箱：</w:t>
+      </w:r>
+      <w:proofErr w:type="gramStart"/>
+      <w:r>
+        <w:rPr>
+          <w:rFonts w:asciiTheme="minorEastAsia" w:hAnsiTheme="minorEastAsia" w:cs="冬青黑體簡體中文 W3"/>
+          <w:color w:val="000000"/>
+        </w:rPr>
+        <w:t xml:space="preserve">{{ </w:t>
+      </w:r>
+      <w:r>
+        <w:rPr>
+          <w:rFonts w:asciiTheme="minorEastAsia" w:hAnsiTheme="minorEastAsia" w:cs="冬青黑體簡體中文 W3" w:hint="eastAsia"/>
+          <w:color w:val="000000"/>
+        </w:rPr>
+        <w:t>email</w:t>
+      </w:r>
+      <w:proofErr w:type="gramEnd"/>
+      <w:r>
+        <w:rPr>
+          <w:rFonts w:asciiTheme="minorEastAsia" w:hAnsiTheme="minorEastAsia" w:cs="冬青黑體簡體中文 W3"/>
+          <w:color w:val="000000"/>
+        </w:rPr>
+        <w:t xml:space="preserve"> }}</w:t>
+      </w:r>
+    </w:p>
+    <w:p>
+      <w:pPr>
+        <w:spacing w:line="420" w:lineRule="auto"/>
+        <w:jc w:val="both"/>
+        <w:rPr>
+          <w:rFonts w:ascii="微軟正黑體" w:eastAsia="微軟正黑體" w:hAnsi="微軟正黑體" w:cs="微軟正黑體"/>
+          <w:color w:val="000000"/>
+        </w:rPr>
+      </w:pPr>
+    </w:p>
+    <w:p>
+      <w:pPr>
+        <w:spacing w:line="420" w:lineRule="auto"/>
+        <w:jc w:val="both"/>
+        <w:rPr>
+          <w:rFonts w:ascii="微軟正黑體" w:eastAsia="微軟正黑體" w:hAnsi="微軟正黑體" w:cs="微軟正黑體"/>
+          <w:color w:val="000000"/>
+        </w:rPr>
+      </w:pPr>
+      <w:r>
+        <w:rPr>
+          <w:rFonts w:ascii="微軟正黑體" w:eastAsia="微軟正黑體" w:hAnsi="微軟正黑體" w:cs="微軟正黑體"/>
+          <w:color w:val="000000"/>
+        </w:rPr>
+        <w:t>乙方（蓋章）： {{ party_b }}</w:t>
+      </w:r>
+    </w:p>
+    <w:p>
+      <w:pPr>
+        <w:spacing w:line="420" w:lineRule="auto"/>
+        <w:jc w:val="both"/>
+        <w:rPr>
+          <w:rFonts w:ascii="微軟正黑體" w:eastAsia="微軟正黑體" w:hAnsi="微軟正黑體" w:cs="微軟正黑體"/>
+          <w:color w:val="000000"/>
+        </w:rPr>
+      </w:pPr>
+      <w:r>
+        <w:rPr>
+          <w:rFonts w:ascii="微軟正黑體" w:eastAsia="微軟正黑體" w:hAnsi="微軟正黑體" w:cs="微軟正黑體"/>
+          <w:color w:val="000000"/>
+        </w:rPr>
+        <w:t>負責人： {{ b_owner }}</w:t>
+      </w:r>
+    </w:p>
+    <w:p>
+      <w:pPr>
+        <w:spacing w:line="420" w:lineRule="auto"/>
+        <w:jc w:val="both"/>
+        <w:rPr>
+          <w:rFonts w:ascii="微軟正黑體" w:eastAsia="微軟正黑體" w:hAnsi="微軟正黑體" w:cs="微軟正黑體"/>
+          <w:color w:val="000000"/>
+        </w:rPr>
+      </w:pPr>
+      <w:r>
+        <w:rPr>
+          <w:rFonts w:ascii="微軟正黑體" w:eastAsia="微軟正黑體" w:hAnsi="微軟正黑體" w:cs="微軟正黑體"/>
+          <w:color w:val="000000"/>
+        </w:rPr>
+        <w:t>統</w:t>
+      </w:r>
+      <w:r>
+        <w:rPr>
           <w:rFonts w:ascii="微軟正黑體" w:eastAsia="微軟正黑體" w:hAnsi="微軟正黑體" w:cs="微軟正黑體" w:hint="eastAsia"/>
-        </w:rPr>
-      </w:pPr>
-      <w:r>
-        <w:rPr>
-          <w:rFonts w:asciiTheme="minorEastAsia" w:hAnsiTheme="minorEastAsia" w:cs="冬青黑體簡體中文 W3" w:hint="eastAsia"/>
+          <w:color w:val="000000"/>
+        </w:rPr>
+        <w:t>一</w:t>
+      </w:r>
+      <w:r>
+        <w:rPr>
+          <w:rFonts w:ascii="微軟正黑體" w:eastAsia="微軟正黑體" w:hAnsi="微軟正黑體" w:cs="微軟正黑體"/>
+          <w:color w:val="000000"/>
+        </w:rPr>
+        <w:t>編</w:t>
+      </w:r>
+      <w:r>
+        <w:rPr>
+          <w:rFonts w:ascii="微軟正黑體" w:eastAsia="微軟正黑體" w:hAnsi="微軟正黑體" w:cs="微軟正黑體" w:hint="eastAsia"/>
+          <w:color w:val="000000"/>
+        </w:rPr>
+        <w:t>號</w:t>
+      </w:r>
+      <w:r>
+        <w:rPr>
+          <w:rFonts w:ascii="微軟正黑體" w:eastAsia="微軟正黑體" w:hAnsi="微軟正黑體" w:cs="微軟正黑體"/>
+          <w:color w:val="000000"/>
+        </w:rPr>
+        <w:t>：</w:t>
+      </w:r>
+      <w:proofErr w:type="gramStart"/>
+      <w:r>
+        <w:rPr>
+          <w:rFonts w:ascii="微軟正黑體" w:eastAsia="微軟正黑體" w:hAnsi="微軟正黑體" w:cs="微軟正黑體"/>
+          <w:color w:val="000000"/>
+        </w:rPr>
+        <w:t>{{ b</w:t>
+      </w:r>
+      <w:proofErr w:type="gramEnd"/>
+      <w:r>
+        <w:rPr>
+          <w:rFonts w:ascii="微軟正黑體" w:eastAsia="微軟正黑體" w:hAnsi="微軟正黑體" w:cs="微軟正黑體"/>
+          <w:color w:val="000000"/>
+        </w:rPr>
+        <w:t>_</w:t>
+      </w:r>
+      <w:proofErr w:type="gramStart"/>
+      <w:r>
+        <w:rPr>
+          <w:rFonts w:ascii="微軟正黑體" w:eastAsia="微軟正黑體" w:hAnsi="微軟正黑體" w:cs="微軟正黑體"/>
+          <w:color w:val="000000"/>
+        </w:rPr>
+        <w:t>id }</w:t>
+      </w:r>
+      <w:proofErr w:type="gramEnd"/>
+      <w:r>
+        <w:rPr>
+          <w:rFonts w:ascii="微軟正黑體" w:eastAsia="微軟正黑體" w:hAnsi="微軟正黑體" w:cs="微軟正黑體"/>
+          <w:color w:val="000000"/>
+        </w:rPr>
+        <w:t>}</w:t>
+      </w:r>
+    </w:p>
+    <w:p>
+      <w:pPr>
+        <w:spacing w:line="420" w:lineRule="auto"/>
+        <w:jc w:val="both"/>
+        <w:rPr>
+          <w:rFonts w:ascii="微軟正黑體" w:eastAsia="微軟正黑體" w:hAnsi="微軟正黑體" w:cs="微軟正黑體"/>
+          <w:color w:val="000000"/>
+        </w:rPr>
+      </w:pPr>
+      <w:r>
+        <w:rPr>
+          <w:rFonts w:ascii="微軟正黑體" w:eastAsia="微軟正黑體" w:hAnsi="微軟正黑體" w:cs="微軟正黑體"/>
+          <w:color w:val="000000"/>
+        </w:rPr>
+        <w:t>聯絡電話：{{ b_phone }}</w:t>
+      </w:r>
+    </w:p>
+    <w:p>
+      <w:pPr>
+        <w:spacing w:line="420" w:lineRule="auto"/>
+        <w:jc w:val="both"/>
+        <w:rPr>
+          <w:rFonts w:ascii="微軟正黑體" w:eastAsia="微軟正黑體" w:hAnsi="微軟正黑體" w:cs="微軟正黑體"/>
+          <w:color w:val="333333"/>
+        </w:rPr>
+      </w:pPr>
+      <w:r>
+        <w:rPr>
+          <w:rFonts w:ascii="微軟正黑體" w:eastAsia="微軟正黑體" w:hAnsi="微軟正黑體" w:cs="微軟正黑體"/>
+        </w:rPr>
+        <w:t>地址：</w:t>
+      </w:r>
+      <w:proofErr w:type="gramStart"/>
+      <w:r>
+        <w:rPr>
+          <w:rFonts w:ascii="微軟正黑體" w:eastAsia="微軟正黑體" w:hAnsi="微軟正黑體" w:cs="微軟正黑體"/>
+          <w:color w:val="333333"/>
+        </w:rPr>
+        <w:t>{{ b</w:t>
+      </w:r>
+      <w:proofErr w:type="gramEnd"/>
+      <w:r>
+        <w:rPr>
+          <w:rFonts w:ascii="微軟正黑體" w:eastAsia="微軟正黑體" w:hAnsi="微軟正黑體" w:cs="微軟正黑體"/>
+          <w:color w:val="333333"/>
+        </w:rPr>
+        <w:t>_</w:t>
+      </w:r>
+      <w:proofErr w:type="gramStart"/>
+      <w:r>
+        <w:rPr>
+          <w:rFonts w:ascii="微軟正黑體" w:eastAsia="微軟正黑體" w:hAnsi="微軟正黑體" w:cs="微軟正黑體"/>
+          <w:color w:val="333333"/>
+        </w:rPr>
+        <w:t>address }</w:t>
+      </w:r>
+      <w:proofErr w:type="gramEnd"/>
+      <w:r>
+        <w:rPr>
+          <w:rFonts w:ascii="微軟正黑體" w:eastAsia="微軟正黑體" w:hAnsi="微軟正黑體" w:cs="微軟正黑體"/>
+          <w:color w:val="333333"/>
+        </w:rPr>
+        <w:t>}</w:t>
+      </w:r>
+    </w:p>
+    <w:p>
+      <w:pPr>
+        <w:spacing w:line="420" w:lineRule="auto"/>
+        <w:jc w:val="both"/>
+        <w:rPr>
+          <w:rFonts w:ascii="微軟正黑體" w:eastAsia="微軟正黑體" w:hAnsi="微軟正黑體" w:cs="微軟正黑體"/>
+        </w:rPr>
+      </w:pPr>
+      <w:r>
+        <w:rPr>
+          <w:rFonts w:ascii="微軟正黑體" w:eastAsia="微軟正黑體" w:hAnsi="微軟正黑體" w:cs="微軟正黑體" w:hint="eastAsia"/>
+          <w:color w:val="333333"/>
         </w:rPr>
         <w:t>電子信箱：</w:t>
       </w:r>
       <w:proofErr w:type="gramStart"/>
       <w:r>
         <w:rPr>
-          <w:rFonts w:asciiTheme="minorEastAsia" w:hAnsiTheme="minorEastAsia" w:cs="冬青黑體簡體中文 W3"/>
-          <w:color w:val="000000"/>
+          <w:rFonts w:ascii="微軟正黑體" w:eastAsia="微軟正黑體" w:hAnsi="微軟正黑體" w:cs="微軟正黑體"/>
+          <w:color w:val="333333"/>
         </w:rPr>
         <w:t xml:space="preserve">{{ </w:t>
       </w:r>
-      <w:r>
-        <w:rPr>
-          <w:rFonts w:asciiTheme="minorEastAsia" w:hAnsiTheme="minorEastAsia" w:cs="冬青黑體簡體中文 W3" w:hint="eastAsia"/>
-          <w:color w:val="000000"/>
+      <w:proofErr w:type="spellStart"/>
+      <w:r>
+        <w:rPr>
+          <w:rFonts w:ascii="微軟正黑體" w:eastAsia="微軟正黑體" w:hAnsi="微軟正黑體" w:cs="微軟正黑體"/>
+          <w:color w:val="333333"/>
+        </w:rPr>
+        <w:t>b</w:t>
+      </w:r>
+      <w:proofErr w:type="gramEnd"/>
+      <w:r>
+        <w:rPr>
+          <w:rFonts w:ascii="微軟正黑體" w:eastAsia="微軟正黑體" w:hAnsi="微軟正黑體" w:cs="微軟正黑體"/>
+          <w:color w:val="333333"/>
+        </w:rPr>
+        <w:t>_</w:t>
+      </w:r>
+      <w:proofErr w:type="gramStart"/>
+      <w:r>
+        <w:rPr>
+          <w:rFonts w:ascii="微軟正黑體" w:eastAsia="微軟正黑體" w:hAnsi="微軟正黑體" w:cs="微軟正黑體" w:hint="eastAsia"/>
+          <w:color w:val="333333"/>
         </w:rPr>
         <w:t>email</w:t>
       </w:r>
+      <w:proofErr w:type="spellEnd"/>
+      <w:r>
+        <w:rPr>
+          <w:rFonts w:ascii="微軟正黑體" w:eastAsia="微軟正黑體" w:hAnsi="微軟正黑體" w:cs="微軟正黑體"/>
+          <w:color w:val="333333"/>
+        </w:rPr>
+        <w:t xml:space="preserve"> }</w:t>
+      </w:r>
       <w:proofErr w:type="gramEnd"/>
       <w:r>
         <w:rPr>
-          <w:rFonts w:asciiTheme="minorEastAsia" w:hAnsiTheme="minorEastAsia" w:cs="冬青黑體簡體中文 W3"/>
-          <w:color w:val="000000"/>
-        </w:rPr>
-        <w:t xml:space="preserve"> }}</w:t>
-      </w:r>
-    </w:p>
-    <w:p>
-      <w:pPr>
-        <w:spacing w:line="420" w:lineRule="auto"/>
-        <w:jc w:val="both"/>
-        <w:rPr>
-          <w:rFonts w:ascii="微軟正黑體" w:eastAsia="微軟正黑體" w:hAnsi="微軟正黑體" w:cs="微軟正黑體"/>
-          <w:color w:val="000000"/>
-        </w:rPr>
-      </w:pPr>
-    </w:p>
-    <w:p>
-      <w:pPr>
-        <w:spacing w:line="420" w:lineRule="auto"/>
-        <w:jc w:val="both"/>
-        <w:rPr>
-          <w:rFonts w:ascii="微軟正黑體" w:eastAsia="微軟正黑體" w:hAnsi="微軟正黑體" w:cs="微軟正黑體"/>
-          <w:color w:val="000000"/>
-        </w:rPr>
-      </w:pPr>
-      <w:r>
-        <w:rPr>
-          <w:rFonts w:ascii="微軟正黑體" w:eastAsia="微軟正黑體" w:hAnsi="微軟正黑體" w:cs="微軟正黑體"/>
-          <w:color w:val="000000"/>
-        </w:rPr>
-        <w:t>乙方（蓋章）： {{ party_b }}</w:t>
-      </w:r>
-    </w:p>
-    <w:p>
-      <w:pPr>
-        <w:spacing w:line="420" w:lineRule="auto"/>
-        <w:jc w:val="both"/>
-        <w:rPr>
-          <w:rFonts w:ascii="微軟正黑體" w:eastAsia="微軟正黑體" w:hAnsi="微軟正黑體" w:cs="微軟正黑體"/>
-          <w:color w:val="000000"/>
-        </w:rPr>
-      </w:pPr>
-      <w:r>
-        <w:rPr>
-          <w:rFonts w:ascii="微軟正黑體" w:eastAsia="微軟正黑體" w:hAnsi="微軟正黑體" w:cs="微軟正黑體"/>
-          <w:color w:val="000000"/>
-        </w:rPr>
-        <w:t>負責人： {{ b_owner }}</w:t>
-      </w:r>
-    </w:p>
-    <w:p>
-      <w:pPr>
-        <w:spacing w:line="420" w:lineRule="auto"/>
-        <w:jc w:val="both"/>
-        <w:rPr>
-          <w:rFonts w:ascii="微軟正黑體" w:eastAsia="微軟正黑體" w:hAnsi="微軟正黑體" w:cs="微軟正黑體"/>
-          <w:color w:val="000000"/>
-        </w:rPr>
-      </w:pPr>
-      <w:r>
-        <w:rPr>
-          <w:rFonts w:ascii="微軟正黑體" w:eastAsia="微軟正黑體" w:hAnsi="微軟正黑體" w:cs="微軟正黑體"/>
-          <w:color w:val="000000"/>
-        </w:rPr>
-        <w:t>身分證字號/統編：{{ b_id }}</w:t>
-      </w:r>
-    </w:p>
-    <w:p>
-      <w:pPr>
-        <w:spacing w:line="420" w:lineRule="auto"/>
-        <w:jc w:val="both"/>
-        <w:rPr>
-          <w:rFonts w:ascii="微軟正黑體" w:eastAsia="微軟正黑體" w:hAnsi="微軟正黑體" w:cs="微軟正黑體"/>
-          <w:color w:val="000000"/>
-        </w:rPr>
-      </w:pPr>
-      <w:r>
-        <w:rPr>
-          <w:rFonts w:ascii="微軟正黑體" w:eastAsia="微軟正黑體" w:hAnsi="微軟正黑體" w:cs="微軟正黑體"/>
-          <w:color w:val="000000"/>
-        </w:rPr>
-        <w:t>聯絡電話：{{ b_phone }}</w:t>
-      </w:r>
-    </w:p>
-    <w:p>
-      <w:pPr>
-        <w:spacing w:line="420" w:lineRule="auto"/>
-        <w:jc w:val="both"/>
-        <w:rPr>
-          <w:rFonts w:ascii="微軟正黑體" w:eastAsia="微軟正黑體" w:hAnsi="微軟正黑體" w:cs="微軟正黑體"/>
-        </w:rPr>
-      </w:pPr>
-      <w:r>
-        <w:rPr>
-          <w:rFonts w:ascii="微軟正黑體" w:eastAsia="微軟正黑體" w:hAnsi="微軟正黑體" w:cs="微軟正黑體"/>
-        </w:rPr>
-        <w:t>地址：</w:t>
-      </w:r>
-      <w:r>
-        <w:rPr>
           <w:rFonts w:ascii="微軟正黑體" w:eastAsia="微軟正黑體" w:hAnsi="微軟正黑體" w:cs="微軟正黑體"/>
           <w:color w:val="333333"/>
         </w:rPr>
-        <w:t>{{ b_address }}</w:t>
+        <w:t>}</w:t>
       </w:r>
     </w:p>
     <w:p>

--- a/自動產生合約範本/template_profit.docx
+++ b/自動產生合約範本/template_profit.docx
@@ -3550,6 +3550,7 @@
       <w:cols w:space="720"/>
       <w:titlePg/>
       <w:docGrid w:linePitch="326"/>
+      <w:footerReference w:type="first" r:id="rId11"/>
     </w:sectPr>
   </w:body>
 </w:document>
@@ -3578,98 +3579,8 @@
 <w:ftr xmlns:wpc="http://schemas.microsoft.com/office/word/2010/wordprocessingCanvas" xmlns:cx="http://schemas.microsoft.com/office/drawing/2014/chartex" xmlns:cx1="http://schemas.microsoft.com/office/drawing/2015/9/8/chartex" xmlns:cx2="http://schemas.microsoft.com/office/drawing/2015/10/21/chartex" xmlns:cx3="http://schemas.microsoft.com/office/drawing/2016/5/9/chartex" xmlns:cx4="http://schemas.microsoft.com/office/drawing/2016/5/10/chartex" xmlns:cx5="http://schemas.microsoft.com/office/drawing/2016/5/11/chartex" xmlns:cx6="http://schemas.microsoft.com/office/drawing/2016/5/12/chartex" xmlns:cx7="http://schemas.microsoft.com/office/drawing/2016/5/13/chartex" xmlns:cx8="http://schemas.microsoft.com/office/drawing/2016/5/14/chartex" xmlns:mc="http://schemas.openxmlformats.org/markup-compatibility/2006" xmlns:aink="http://schemas.microsoft.com/office/drawing/2016/ink" xmlns:am3d="http://schemas.microsoft.com/office/drawing/2017/model3d" xmlns:o="urn:schemas-microsoft-com:office:office" xmlns:oel="http://schemas.microsoft.com/office/2019/extlst" xmlns:r="http://schemas.openxmlformats.org/officeDocument/2006/relationships" xmlns:m="http://schemas.openxmlformats.org/officeDocument/2006/math" xmlns:v="urn:schemas-microsoft-com:vml" xmlns:wp14="http://schemas.microsoft.com/office/word/2010/wordprocessingDrawing" xmlns:wp="http://schemas.openxmlformats.org/drawingml/2006/wordprocessingDrawing" xmlns:w10="urn:schemas-microsoft-com:office:word" xmlns:w="http://schemas.openxmlformats.org/wordprocessingml/2006/main" xmlns:w14="http://schemas.microsoft.com/office/word/2010/wordml" xmlns:w15="http://schemas.microsoft.com/office/word/2012/wordml" xmlns:w16cex="http://schemas.microsoft.com/office/word/2018/wordml/cex" xmlns:w16cid="http://schemas.microsoft.com/office/word/2016/wordml/cid" xmlns:w16="http://schemas.microsoft.com/office/word/2018/wordml" xmlns:w16du="http://schemas.microsoft.com/office/word/2023/wordml/word16du" xmlns:w16sdtdh="http://schemas.microsoft.com/office/word/2020/wordml/sdtdatahash" xmlns:w16sdtfl="http://schemas.microsoft.com/office/word/2024/wordml/sdtformatlock" xmlns:w16se="http://schemas.microsoft.com/office/word/2015/wordml/symex" xmlns:wpg="http://schemas.microsoft.com/office/word/2010/wordprocessingGroup" xmlns:wpi="http://schemas.microsoft.com/office/word/2010/wordprocessingInk" xmlns:wne="http://schemas.microsoft.com/office/word/2006/wordml" xmlns:wps="http://schemas.microsoft.com/office/word/2010/wordprocessingShape" mc:Ignorable="w14 w15 w16se w16cid w16 w16cex w16sdtdh w16sdtfl w16du wp14">
   <w:p>
     <w:pPr>
-      <w:pBdr>
-        <w:top w:val="nil"/>
-        <w:left w:val="nil"/>
-        <w:bottom w:val="nil"/>
-        <w:right w:val="nil"/>
-        <w:between w:val="nil"/>
-      </w:pBdr>
-      <w:tabs>
-        <w:tab w:val="center" w:pos="4153"/>
-        <w:tab w:val="right" w:pos="8306"/>
-      </w:tabs>
       <w:jc w:val="center"/>
       <w:rPr>
-        <w:color w:val="000000"/>
-        <w:sz w:val="20"/>
-        <w:szCs w:val="20"/>
-      </w:rPr>
-    </w:pPr>
-    <w:r>
-      <w:rPr>
-        <w:color w:val="000000"/>
-        <w:sz w:val="20"/>
-        <w:szCs w:val="20"/>
-      </w:rPr>
-      <w:fldChar w:fldCharType="begin"/>
-    </w:r>
-    <w:r>
-      <w:rPr>
-        <w:color w:val="000000"/>
-        <w:sz w:val="20"/>
-        <w:szCs w:val="20"/>
-      </w:rPr>
-      <w:instrText>PAGE</w:instrText>
-    </w:r>
-    <w:r>
-      <w:rPr>
-        <w:color w:val="000000"/>
-        <w:sz w:val="20"/>
-        <w:szCs w:val="20"/>
-      </w:rPr>
-      <w:fldChar w:fldCharType="separate"/>
-    </w:r>
-    <w:r>
-      <w:rPr>
-        <w:color w:val="000000"/>
-        <w:sz w:val="20"/>
-        <w:szCs w:val="20"/>
-      </w:rPr>
-      <w:fldChar w:fldCharType="end"/>
-    </w:r>
-  </w:p>
-  <w:p>
-    <w:pPr>
-      <w:pBdr>
-        <w:top w:val="nil"/>
-        <w:left w:val="nil"/>
-        <w:bottom w:val="nil"/>
-        <w:right w:val="nil"/>
-        <w:between w:val="nil"/>
-      </w:pBdr>
-      <w:tabs>
-        <w:tab w:val="center" w:pos="4153"/>
-        <w:tab w:val="right" w:pos="8306"/>
-      </w:tabs>
-      <w:rPr>
-        <w:color w:val="000000"/>
-        <w:sz w:val="20"/>
-        <w:szCs w:val="20"/>
-      </w:rPr>
-    </w:pPr>
-  </w:p>
-</w:ftr>
-</file>
-
-<file path=word/footer2.xml><?xml version="1.0" encoding="utf-8"?>
-<w:ftr xmlns:wpc="http://schemas.microsoft.com/office/word/2010/wordprocessingCanvas" xmlns:cx="http://schemas.microsoft.com/office/drawing/2014/chartex" xmlns:cx1="http://schemas.microsoft.com/office/drawing/2015/9/8/chartex" xmlns:cx2="http://schemas.microsoft.com/office/drawing/2015/10/21/chartex" xmlns:cx3="http://schemas.microsoft.com/office/drawing/2016/5/9/chartex" xmlns:cx4="http://schemas.microsoft.com/office/drawing/2016/5/10/chartex" xmlns:cx5="http://schemas.microsoft.com/office/drawing/2016/5/11/chartex" xmlns:cx6="http://schemas.microsoft.com/office/drawing/2016/5/12/chartex" xmlns:cx7="http://schemas.microsoft.com/office/drawing/2016/5/13/chartex" xmlns:cx8="http://schemas.microsoft.com/office/drawing/2016/5/14/chartex" xmlns:mc="http://schemas.openxmlformats.org/markup-compatibility/2006" xmlns:aink="http://schemas.microsoft.com/office/drawing/2016/ink" xmlns:am3d="http://schemas.microsoft.com/office/drawing/2017/model3d" xmlns:o="urn:schemas-microsoft-com:office:office" xmlns:oel="http://schemas.microsoft.com/office/2019/extlst" xmlns:r="http://schemas.openxmlformats.org/officeDocument/2006/relationships" xmlns:m="http://schemas.openxmlformats.org/officeDocument/2006/math" xmlns:v="urn:schemas-microsoft-com:vml" xmlns:wp14="http://schemas.microsoft.com/office/word/2010/wordprocessingDrawing" xmlns:wp="http://schemas.openxmlformats.org/drawingml/2006/wordprocessingDrawing" xmlns:w10="urn:schemas-microsoft-com:office:word" xmlns:w="http://schemas.openxmlformats.org/wordprocessingml/2006/main" xmlns:w14="http://schemas.microsoft.com/office/word/2010/wordml" xmlns:w15="http://schemas.microsoft.com/office/word/2012/wordml" xmlns:w16cex="http://schemas.microsoft.com/office/word/2018/wordml/cex" xmlns:w16cid="http://schemas.microsoft.com/office/word/2016/wordml/cid" xmlns:w16="http://schemas.microsoft.com/office/word/2018/wordml" xmlns:w16du="http://schemas.microsoft.com/office/word/2023/wordml/word16du" xmlns:w16sdtdh="http://schemas.microsoft.com/office/word/2020/wordml/sdtdatahash" xmlns:w16sdtfl="http://schemas.microsoft.com/office/word/2024/wordml/sdtformatlock" xmlns:w16se="http://schemas.microsoft.com/office/word/2015/wordml/symex" xmlns:wpg="http://schemas.microsoft.com/office/word/2010/wordprocessingGroup" xmlns:wpi="http://schemas.microsoft.com/office/word/2010/wordprocessingInk" xmlns:wne="http://schemas.microsoft.com/office/word/2006/wordml" xmlns:wps="http://schemas.microsoft.com/office/word/2010/wordprocessingShape" mc:Ignorable="w14 w15 w16se w16cid w16 w16cex w16sdtdh w16sdtfl w16du wp14">
-  <w:p>
-    <w:pPr>
-      <w:pBdr>
-        <w:top w:val="nil"/>
-        <w:left w:val="nil"/>
-        <w:bottom w:val="nil"/>
-        <w:right w:val="nil"/>
-        <w:between w:val="nil"/>
-      </w:pBdr>
-      <w:tabs>
-        <w:tab w:val="center" w:pos="4153"/>
-        <w:tab w:val="right" w:pos="8306"/>
-      </w:tabs>
-      <w:jc w:val="center"/>
-      <w:rPr>
-        <w:color w:val="000000"/>
         <w:sz w:val="20"/>
         <w:szCs w:val="20"/>
       </w:rPr>
@@ -3686,7 +3597,57 @@
         <w:sz w:val="20"/>
         <w:szCs w:val="20"/>
       </w:rPr>
-      <w:instrText>PAGE</w:instrText>
+      <w:instrText xml:space="preserve"> PAGE </w:instrText>
+    </w:r>
+    <w:r>
+      <w:rPr>
+        <w:sz w:val="20"/>
+        <w:szCs w:val="20"/>
+      </w:rPr>
+      <w:fldChar w:fldCharType="separate"/>
+    </w:r>
+    <w:r>
+      <w:rPr>
+        <w:noProof/>
+        <w:sz w:val="20"/>
+        <w:szCs w:val="20"/>
+      </w:rPr>
+      <w:t>1</w:t>
+    </w:r>
+    <w:r>
+      <w:rPr>
+        <w:sz w:val="20"/>
+        <w:szCs w:val="20"/>
+      </w:rPr>
+      <w:fldChar w:fldCharType="end"/>
+    </w:r>
+  </w:p>
+</w:ftr>
+</file>
+
+<file path=word/footer2.xml><?xml version="1.0" encoding="utf-8"?>
+<w:ftr xmlns:wpc="http://schemas.microsoft.com/office/word/2010/wordprocessingCanvas" xmlns:cx="http://schemas.microsoft.com/office/drawing/2014/chartex" xmlns:cx1="http://schemas.microsoft.com/office/drawing/2015/9/8/chartex" xmlns:cx2="http://schemas.microsoft.com/office/drawing/2015/10/21/chartex" xmlns:cx3="http://schemas.microsoft.com/office/drawing/2016/5/9/chartex" xmlns:cx4="http://schemas.microsoft.com/office/drawing/2016/5/10/chartex" xmlns:cx5="http://schemas.microsoft.com/office/drawing/2016/5/11/chartex" xmlns:cx6="http://schemas.microsoft.com/office/drawing/2016/5/12/chartex" xmlns:cx7="http://schemas.microsoft.com/office/drawing/2016/5/13/chartex" xmlns:cx8="http://schemas.microsoft.com/office/drawing/2016/5/14/chartex" xmlns:mc="http://schemas.openxmlformats.org/markup-compatibility/2006" xmlns:aink="http://schemas.microsoft.com/office/drawing/2016/ink" xmlns:am3d="http://schemas.microsoft.com/office/drawing/2017/model3d" xmlns:o="urn:schemas-microsoft-com:office:office" xmlns:oel="http://schemas.microsoft.com/office/2019/extlst" xmlns:r="http://schemas.openxmlformats.org/officeDocument/2006/relationships" xmlns:m="http://schemas.openxmlformats.org/officeDocument/2006/math" xmlns:v="urn:schemas-microsoft-com:vml" xmlns:wp14="http://schemas.microsoft.com/office/word/2010/wordprocessingDrawing" xmlns:wp="http://schemas.openxmlformats.org/drawingml/2006/wordprocessingDrawing" xmlns:w10="urn:schemas-microsoft-com:office:word" xmlns:w="http://schemas.openxmlformats.org/wordprocessingml/2006/main" xmlns:w14="http://schemas.microsoft.com/office/word/2010/wordml" xmlns:w15="http://schemas.microsoft.com/office/word/2012/wordml" xmlns:w16cex="http://schemas.microsoft.com/office/word/2018/wordml/cex" xmlns:w16cid="http://schemas.microsoft.com/office/word/2016/wordml/cid" xmlns:w16="http://schemas.microsoft.com/office/word/2018/wordml" xmlns:w16du="http://schemas.microsoft.com/office/word/2023/wordml/word16du" xmlns:w16sdtdh="http://schemas.microsoft.com/office/word/2020/wordml/sdtdatahash" xmlns:w16sdtfl="http://schemas.microsoft.com/office/word/2024/wordml/sdtformatlock" xmlns:w16se="http://schemas.microsoft.com/office/word/2015/wordml/symex" xmlns:wpg="http://schemas.microsoft.com/office/word/2010/wordprocessingGroup" xmlns:wpi="http://schemas.microsoft.com/office/word/2010/wordprocessingInk" xmlns:wne="http://schemas.microsoft.com/office/word/2006/wordml" xmlns:wps="http://schemas.microsoft.com/office/word/2010/wordprocessingShape" mc:Ignorable="w14 w15 w16se w16cid w16 w16cex w16sdtdh w16sdtfl w16du wp14">
+  <w:p>
+    <w:pPr>
+      <w:jc w:val="center"/>
+      <w:rPr>
+        <w:sz w:val="20"/>
+        <w:szCs w:val="20"/>
+      </w:rPr>
+    </w:pPr>
+    <w:r>
+      <w:rPr>
+        <w:sz w:val="20"/>
+        <w:szCs w:val="20"/>
+      </w:rPr>
+      <w:fldChar w:fldCharType="begin"/>
+    </w:r>
+    <w:r>
+      <w:rPr>
+        <w:sz w:val="20"/>
+        <w:szCs w:val="20"/>
+      </w:rPr>
+      <w:instrText xml:space="preserve"> PAGE </w:instrText>
     </w:r>
     <w:r>
       <w:rPr>
@@ -3737,22 +3698,7 @@
 <w:hdr xmlns:wpc="http://schemas.microsoft.com/office/word/2010/wordprocessingCanvas" xmlns:cx="http://schemas.microsoft.com/office/drawing/2014/chartex" xmlns:cx1="http://schemas.microsoft.com/office/drawing/2015/9/8/chartex" xmlns:cx2="http://schemas.microsoft.com/office/drawing/2015/10/21/chartex" xmlns:cx3="http://schemas.microsoft.com/office/drawing/2016/5/9/chartex" xmlns:cx4="http://schemas.microsoft.com/office/drawing/2016/5/10/chartex" xmlns:cx5="http://schemas.microsoft.com/office/drawing/2016/5/11/chartex" xmlns:cx6="http://schemas.microsoft.com/office/drawing/2016/5/12/chartex" xmlns:cx7="http://schemas.microsoft.com/office/drawing/2016/5/13/chartex" xmlns:cx8="http://schemas.microsoft.com/office/drawing/2016/5/14/chartex" xmlns:mc="http://schemas.openxmlformats.org/markup-compatibility/2006" xmlns:aink="http://schemas.microsoft.com/office/drawing/2016/ink" xmlns:am3d="http://schemas.microsoft.com/office/drawing/2017/model3d" xmlns:o="urn:schemas-microsoft-com:office:office" xmlns:oel="http://schemas.microsoft.com/office/2019/extlst" xmlns:r="http://schemas.openxmlformats.org/officeDocument/2006/relationships" xmlns:m="http://schemas.openxmlformats.org/officeDocument/2006/math" xmlns:v="urn:schemas-microsoft-com:vml" xmlns:wp14="http://schemas.microsoft.com/office/word/2010/wordprocessingDrawing" xmlns:wp="http://schemas.openxmlformats.org/drawingml/2006/wordprocessingDrawing" xmlns:w10="urn:schemas-microsoft-com:office:word" xmlns:w="http://schemas.openxmlformats.org/wordprocessingml/2006/main" xmlns:w14="http://schemas.microsoft.com/office/word/2010/wordml" xmlns:w15="http://schemas.microsoft.com/office/word/2012/wordml" xmlns:w16cex="http://schemas.microsoft.com/office/word/2018/wordml/cex" xmlns:w16cid="http://schemas.microsoft.com/office/word/2016/wordml/cid" xmlns:w16="http://schemas.microsoft.com/office/word/2018/wordml" xmlns:w16du="http://schemas.microsoft.com/office/word/2023/wordml/word16du" xmlns:w16sdtdh="http://schemas.microsoft.com/office/word/2020/wordml/sdtdatahash" xmlns:w16sdtfl="http://schemas.microsoft.com/office/word/2024/wordml/sdtformatlock" xmlns:w16se="http://schemas.microsoft.com/office/word/2015/wordml/symex" xmlns:wpg="http://schemas.microsoft.com/office/word/2010/wordprocessingGroup" xmlns:wpi="http://schemas.microsoft.com/office/word/2010/wordprocessingInk" xmlns:wne="http://schemas.microsoft.com/office/word/2006/wordml" xmlns:wps="http://schemas.microsoft.com/office/word/2010/wordprocessingShape" mc:Ignorable="w14 w15 w16se w16cid w16 w16cex w16sdtdh w16sdtfl w16du wp14">
   <w:p>
     <w:pPr>
-      <w:pBdr>
-        <w:top w:val="nil"/>
-        <w:left w:val="nil"/>
-        <w:bottom w:val="nil"/>
-        <w:right w:val="nil"/>
-        <w:between w:val="nil"/>
-      </w:pBdr>
-      <w:tabs>
-        <w:tab w:val="center" w:pos="4153"/>
-        <w:tab w:val="right" w:pos="8306"/>
-      </w:tabs>
-      <w:rPr>
-        <w:color w:val="000000"/>
-        <w:sz w:val="20"/>
-        <w:szCs w:val="20"/>
-      </w:rPr>
+      <w:rPr/>
     </w:pPr>
   </w:p>
 </w:hdr>
@@ -3762,72 +3708,8 @@
 <w:hdr xmlns:wpc="http://schemas.microsoft.com/office/word/2010/wordprocessingCanvas" xmlns:cx="http://schemas.microsoft.com/office/drawing/2014/chartex" xmlns:cx1="http://schemas.microsoft.com/office/drawing/2015/9/8/chartex" xmlns:cx2="http://schemas.microsoft.com/office/drawing/2015/10/21/chartex" xmlns:cx3="http://schemas.microsoft.com/office/drawing/2016/5/9/chartex" xmlns:cx4="http://schemas.microsoft.com/office/drawing/2016/5/10/chartex" xmlns:cx5="http://schemas.microsoft.com/office/drawing/2016/5/11/chartex" xmlns:cx6="http://schemas.microsoft.com/office/drawing/2016/5/12/chartex" xmlns:cx7="http://schemas.microsoft.com/office/drawing/2016/5/13/chartex" xmlns:cx8="http://schemas.microsoft.com/office/drawing/2016/5/14/chartex" xmlns:mc="http://schemas.openxmlformats.org/markup-compatibility/2006" xmlns:aink="http://schemas.microsoft.com/office/drawing/2016/ink" xmlns:am3d="http://schemas.microsoft.com/office/drawing/2017/model3d" xmlns:o="urn:schemas-microsoft-com:office:office" xmlns:oel="http://schemas.microsoft.com/office/2019/extlst" xmlns:r="http://schemas.openxmlformats.org/officeDocument/2006/relationships" xmlns:m="http://schemas.openxmlformats.org/officeDocument/2006/math" xmlns:v="urn:schemas-microsoft-com:vml" xmlns:wp14="http://schemas.microsoft.com/office/word/2010/wordprocessingDrawing" xmlns:wp="http://schemas.openxmlformats.org/drawingml/2006/wordprocessingDrawing" xmlns:w10="urn:schemas-microsoft-com:office:word" xmlns:w="http://schemas.openxmlformats.org/wordprocessingml/2006/main" xmlns:w14="http://schemas.microsoft.com/office/word/2010/wordml" xmlns:w15="http://schemas.microsoft.com/office/word/2012/wordml" xmlns:w16cex="http://schemas.microsoft.com/office/word/2018/wordml/cex" xmlns:w16cid="http://schemas.microsoft.com/office/word/2016/wordml/cid" xmlns:w16="http://schemas.microsoft.com/office/word/2018/wordml" xmlns:w16du="http://schemas.microsoft.com/office/word/2023/wordml/word16du" xmlns:w16sdtdh="http://schemas.microsoft.com/office/word/2020/wordml/sdtdatahash" xmlns:w16sdtfl="http://schemas.microsoft.com/office/word/2024/wordml/sdtformatlock" xmlns:w16se="http://schemas.microsoft.com/office/word/2015/wordml/symex" xmlns:wpg="http://schemas.microsoft.com/office/word/2010/wordprocessingGroup" xmlns:wpi="http://schemas.microsoft.com/office/word/2010/wordprocessingInk" xmlns:wne="http://schemas.microsoft.com/office/word/2006/wordml" xmlns:wps="http://schemas.microsoft.com/office/word/2010/wordprocessingShape" mc:Ignorable="w14 w15 w16se w16cid w16 w16cex w16sdtdh w16sdtfl w16du wp14">
   <w:p>
     <w:pPr>
-      <w:pBdr>
-        <w:top w:val="nil"/>
-        <w:left w:val="nil"/>
-        <w:bottom w:val="nil"/>
-        <w:right w:val="nil"/>
-        <w:between w:val="nil"/>
-      </w:pBdr>
-      <w:ind w:right="526"/>
-      <w:rPr>
-        <w:rFonts w:ascii="標楷體" w:eastAsia="標楷體" w:hAnsi="標楷體" w:cs="標楷體"/>
-        <w:color w:val="666666"/>
-        <w:sz w:val="20"/>
-        <w:szCs w:val="20"/>
-      </w:rPr>
+      <w:rPr/>
     </w:pPr>
-    <w:r>
-      <w:rPr>
-        <w:rFonts w:ascii="標楷體" w:eastAsia="標楷體" w:hAnsi="標楷體" w:cs="標楷體"/>
-        <w:noProof/>
-        <w:sz w:val="20"/>
-        <w:szCs w:val="20"/>
-      </w:rPr>
-      <w:drawing>
-        <wp:anchor distT="0" distB="0" distL="0" distR="0" simplePos="0" relativeHeight="251658240" behindDoc="1" locked="0" layoutInCell="1" hidden="0" allowOverlap="1" wp14:anchorId="210AA0B5" wp14:editId="2FC3FF25">
-          <wp:simplePos x="0" y="0"/>
-          <wp:positionH relativeFrom="margin">
-            <wp:posOffset>-1320798</wp:posOffset>
-          </wp:positionH>
-          <wp:positionV relativeFrom="margin">
-            <wp:posOffset>39751000</wp:posOffset>
-          </wp:positionV>
-          <wp:extent cx="6638290" cy="4796155"/>
-          <wp:effectExtent l="0" t="0" r="0" b="0"/>
-          <wp:wrapNone/>
-          <wp:docPr id="2" name="image2.jpg"/>
-          <wp:cNvGraphicFramePr/>
-          <a:graphic xmlns:a="http://schemas.openxmlformats.org/drawingml/2006/main">
-            <a:graphicData uri="http://schemas.openxmlformats.org/drawingml/2006/picture">
-              <pic:pic xmlns:pic="http://schemas.openxmlformats.org/drawingml/2006/picture">
-                <pic:nvPicPr>
-                  <pic:cNvPr id="0" name="image2.jpg"/>
-                  <pic:cNvPicPr preferRelativeResize="0"/>
-                </pic:nvPicPr>
-                <pic:blipFill>
-                  <a:blip r:embed="rId1"/>
-                  <a:srcRect/>
-                  <a:stretch>
-                    <a:fillRect/>
-                  </a:stretch>
-                </pic:blipFill>
-                <pic:spPr>
-                  <a:xfrm>
-                    <a:off x="0" y="0"/>
-                    <a:ext cx="6638290" cy="4796155"/>
-                  </a:xfrm>
-                  <a:prstGeom prst="rect">
-                    <a:avLst/>
-                  </a:prstGeom>
-                  <a:ln/>
-                </pic:spPr>
-              </pic:pic>
-            </a:graphicData>
-          </a:graphic>
-        </wp:anchor>
-      </w:drawing>
-    </w:r>
   </w:p>
 </w:hdr>
 </file>
@@ -3936,7 +3818,7 @@
               <w:sz w:val="20"/>
               <w:szCs w:val="20"/>
             </w:rPr>
-            <w:t>分潤稅前/手續費外加</w:t>
+            <w:t>分潤稅前/手續費內含</w:t>
           </w:r>
         </w:p>
       </w:tc>

--- a/自動產生合約範本/template_profit.docx
+++ b/自動產生合約範本/template_profit.docx
@@ -517,6 +517,7 @@
           <w:rFonts w:ascii="微軟正黑體" w:eastAsia="微軟正黑體" w:hAnsi="微軟正黑體" w:cs="微軟正黑體"/>
           <w:color w:val="000000"/>
         </w:rPr>
+        <w:lastRenderedPageBreak/>
         <w:t>收入與分潤</w:t>
       </w:r>
     </w:p>
@@ -545,7 +546,6 @@
           <w:rFonts w:ascii="微軟正黑體" w:eastAsia="微軟正黑體" w:hAnsi="微軟正黑體" w:cs="微軟正黑體"/>
           <w:color w:val="000000"/>
         </w:rPr>
-        <w:lastRenderedPageBreak/>
         <w:t>於合作停車場使用停車服務者（下稱「消費者」），將透過乙方所開發之網頁、手機應用程式或繳費機，向乙方支付停車費及其他相關費用。乙方應以乙方之名義開立統一發票予消費者，不得有漏開或購買統一發票等違法情事，如有違反乙方應自負一切法令責任。</w:t>
       </w:r>
     </w:p>
@@ -949,15 +949,8 @@
           <w:rFonts w:ascii="微軟正黑體" w:eastAsia="微軟正黑體" w:hAnsi="微軟正黑體" w:cs="微軟正黑體"/>
           <w:color w:val="000000"/>
         </w:rPr>
-        <w:t>甲方若承認乙方所提出之營收報表，應以書面通知乙方，乙方收到甲方書面通知者，應於</w:t>
-      </w:r>
-      <w:r>
-        <w:rPr>
-          <w:rFonts w:ascii="微軟正黑體" w:eastAsia="微軟正黑體" w:hAnsi="微軟正黑體" w:cs="微軟正黑體"/>
-          <w:color w:val="000000"/>
-        </w:rPr>
         <w:lastRenderedPageBreak/>
-        <w:t>當月二十（20）日前（如遇假日則順延至下個工作日，下稱「付款日」）以匯款方式支付分潤</w:t>
+        <w:t>甲方若承認乙方所提出之營收報表，應以書面通知乙方，乙方收到甲方書面通知者，應於當月二十（20）日前（如遇假日則順延至下個工作日，下稱「付款日」）以匯款方式支付分潤</w:t>
       </w:r>
       <w:proofErr w:type="gramStart"/>
       <w:r>
@@ -1554,6 +1547,7 @@
           <w:rFonts w:ascii="微軟正黑體" w:eastAsia="微軟正黑體" w:hAnsi="微軟正黑體" w:cs="微軟正黑體"/>
           <w:color w:val="000000"/>
         </w:rPr>
+        <w:lastRenderedPageBreak/>
         <w:t>除前項規定情形外，乙方如有延遲給付分潤款項達兩（2）</w:t>
       </w:r>
       <w:proofErr w:type="gramStart"/>
@@ -1570,15 +1564,7 @@
           <w:rFonts w:ascii="微軟正黑體" w:eastAsia="微軟正黑體" w:hAnsi="微軟正黑體" w:cs="微軟正黑體"/>
           <w:color w:val="000000"/>
         </w:rPr>
-        <w:t>月以上，並經甲方以書面限</w:t>
-      </w:r>
-      <w:r>
-        <w:rPr>
-          <w:rFonts w:ascii="微軟正黑體" w:eastAsia="微軟正黑體" w:hAnsi="微軟正黑體" w:cs="微軟正黑體"/>
-          <w:color w:val="000000"/>
-        </w:rPr>
-        <w:lastRenderedPageBreak/>
-        <w:t>期繳納後逾期仍未繳付時，甲方得終止本契約。</w:t>
+        <w:t>月以上，並經甲方以書面限期繳納後逾期仍未繳付時，甲方得終止本契約。</w:t>
       </w:r>
     </w:p>
     <w:p>
@@ -1877,15 +1863,8 @@
           <w:rFonts w:ascii="微軟正黑體" w:eastAsia="微軟正黑體" w:hAnsi="微軟正黑體" w:cs="微軟正黑體"/>
           <w:color w:val="000000"/>
         </w:rPr>
-        <w:t>乙方應以善良管理人之注意，管理及維護合作標的物，如有發生合作標的物內之相關設</w:t>
-      </w:r>
-      <w:r>
-        <w:rPr>
-          <w:rFonts w:ascii="微軟正黑體" w:eastAsia="微軟正黑體" w:hAnsi="微軟正黑體" w:cs="微軟正黑體"/>
-          <w:color w:val="000000"/>
-        </w:rPr>
         <w:lastRenderedPageBreak/>
-        <w:t>備、車輛毀損、竊盜情事等發生時（除天災或確不可歸責於乙方者外），乙方應積極處理並依相關事證對上開事故究責。</w:t>
+        <w:t>乙方應以善良管理人之注意，管理及維護合作標的物，如有發生合作標的物內之相關設備、車輛毀損、竊盜情事等發生時（除天災或確不可歸責於乙方者外），乙方應積極處理並依相關事證對上開事故究責。</w:t>
       </w:r>
     </w:p>
     <w:p>
@@ -2308,15 +2287,8 @@
           <w:rFonts w:ascii="微軟正黑體" w:eastAsia="微軟正黑體" w:hAnsi="微軟正黑體" w:cs="微軟正黑體"/>
           <w:color w:val="000000"/>
         </w:rPr>
-        <w:t>本契約期間屆滿或終止時，乙方應於到期日或終止日後十五（15）日內，拆除並撤離合作</w:t>
-      </w:r>
-      <w:r>
-        <w:rPr>
-          <w:rFonts w:ascii="微軟正黑體" w:eastAsia="微軟正黑體" w:hAnsi="微軟正黑體" w:cs="微軟正黑體"/>
-          <w:color w:val="000000"/>
-        </w:rPr>
         <w:lastRenderedPageBreak/>
-        <w:t>標的物上所有停管設備，並將合作標的物以完整且可使用之狀況</w:t>
+        <w:t>本契約期間屆滿或終止時，乙方應於到期日或終止日後十五（15）日內，拆除並撤離合作標的物上所有停管設備，並將合作標的物以完整且可使用之狀況</w:t>
       </w:r>
       <w:proofErr w:type="gramStart"/>
       <w:r>
@@ -2709,6 +2681,7 @@
           <w:rFonts w:ascii="微軟正黑體" w:eastAsia="微軟正黑體" w:hAnsi="微軟正黑體" w:cs="微軟正黑體"/>
           <w:color w:val="000000"/>
         </w:rPr>
+        <w:lastRenderedPageBreak/>
         <w:t>之效力。</w:t>
       </w:r>
     </w:p>
@@ -3544,13 +3517,13 @@
       <w:footerReference w:type="even" r:id="rId10"/>
       <w:footerReference w:type="default" r:id="rId11"/>
       <w:headerReference w:type="first" r:id="rId12"/>
+      <w:footerReference w:type="first" r:id="rId13"/>
       <w:pgSz w:w="11900" w:h="16840"/>
       <w:pgMar w:top="720" w:right="720" w:bottom="720" w:left="720" w:header="851" w:footer="992" w:gutter="0"/>
       <w:pgNumType w:start="1"/>
       <w:cols w:space="720"/>
       <w:titlePg/>
       <w:docGrid w:linePitch="326"/>
-      <w:footerReference w:type="first" r:id="rId11"/>
     </w:sectPr>
   </w:body>
 </w:document>
@@ -3675,6 +3648,56 @@
 </w:ftr>
 </file>
 
+<file path=word/footer3.xml><?xml version="1.0" encoding="utf-8"?>
+<w:ftr xmlns:wpc="http://schemas.microsoft.com/office/word/2010/wordprocessingCanvas" xmlns:cx="http://schemas.microsoft.com/office/drawing/2014/chartex" xmlns:cx1="http://schemas.microsoft.com/office/drawing/2015/9/8/chartex" xmlns:cx2="http://schemas.microsoft.com/office/drawing/2015/10/21/chartex" xmlns:cx3="http://schemas.microsoft.com/office/drawing/2016/5/9/chartex" xmlns:cx4="http://schemas.microsoft.com/office/drawing/2016/5/10/chartex" xmlns:cx5="http://schemas.microsoft.com/office/drawing/2016/5/11/chartex" xmlns:cx6="http://schemas.microsoft.com/office/drawing/2016/5/12/chartex" xmlns:cx7="http://schemas.microsoft.com/office/drawing/2016/5/13/chartex" xmlns:cx8="http://schemas.microsoft.com/office/drawing/2016/5/14/chartex" xmlns:mc="http://schemas.openxmlformats.org/markup-compatibility/2006" xmlns:aink="http://schemas.microsoft.com/office/drawing/2016/ink" xmlns:am3d="http://schemas.microsoft.com/office/drawing/2017/model3d" xmlns:o="urn:schemas-microsoft-com:office:office" xmlns:oel="http://schemas.microsoft.com/office/2019/extlst" xmlns:r="http://schemas.openxmlformats.org/officeDocument/2006/relationships" xmlns:m="http://schemas.openxmlformats.org/officeDocument/2006/math" xmlns:v="urn:schemas-microsoft-com:vml" xmlns:wp14="http://schemas.microsoft.com/office/word/2010/wordprocessingDrawing" xmlns:wp="http://schemas.openxmlformats.org/drawingml/2006/wordprocessingDrawing" xmlns:w10="urn:schemas-microsoft-com:office:word" xmlns:w="http://schemas.openxmlformats.org/wordprocessingml/2006/main" xmlns:w14="http://schemas.microsoft.com/office/word/2010/wordml" xmlns:w15="http://schemas.microsoft.com/office/word/2012/wordml" xmlns:w16cex="http://schemas.microsoft.com/office/word/2018/wordml/cex" xmlns:w16cid="http://schemas.microsoft.com/office/word/2016/wordml/cid" xmlns:w16="http://schemas.microsoft.com/office/word/2018/wordml" xmlns:w16du="http://schemas.microsoft.com/office/word/2023/wordml/word16du" xmlns:w16sdtdh="http://schemas.microsoft.com/office/word/2020/wordml/sdtdatahash" xmlns:w16sdtfl="http://schemas.microsoft.com/office/word/2024/wordml/sdtformatlock" xmlns:w16se="http://schemas.microsoft.com/office/word/2015/wordml/symex" xmlns:wpg="http://schemas.microsoft.com/office/word/2010/wordprocessingGroup" xmlns:wpi="http://schemas.microsoft.com/office/word/2010/wordprocessingInk" xmlns:wne="http://schemas.microsoft.com/office/word/2006/wordml" xmlns:wps="http://schemas.microsoft.com/office/word/2010/wordprocessingShape" mc:Ignorable="w14 w15 w16se w16cid w16 w16cex w16sdtdh w16sdtfl w16du wp14">
+  <w:p>
+    <w:pPr>
+      <w:jc w:val="center"/>
+      <w:rPr>
+        <w:sz w:val="20"/>
+        <w:szCs w:val="20"/>
+      </w:rPr>
+    </w:pPr>
+    <w:r>
+      <w:rPr>
+        <w:sz w:val="20"/>
+        <w:szCs w:val="20"/>
+      </w:rPr>
+      <w:fldChar w:fldCharType="begin"/>
+    </w:r>
+    <w:r>
+      <w:rPr>
+        <w:sz w:val="20"/>
+        <w:szCs w:val="20"/>
+      </w:rPr>
+      <w:instrText xml:space="preserve"> PAGE </w:instrText>
+    </w:r>
+    <w:r>
+      <w:rPr>
+        <w:sz w:val="20"/>
+        <w:szCs w:val="20"/>
+      </w:rPr>
+      <w:fldChar w:fldCharType="separate"/>
+    </w:r>
+    <w:r>
+      <w:rPr>
+        <w:noProof/>
+        <w:sz w:val="20"/>
+        <w:szCs w:val="20"/>
+      </w:rPr>
+      <w:t>1</w:t>
+    </w:r>
+    <w:r>
+      <w:rPr>
+        <w:sz w:val="20"/>
+        <w:szCs w:val="20"/>
+      </w:rPr>
+      <w:fldChar w:fldCharType="end"/>
+    </w:r>
+  </w:p>
+</w:ftr>
+</file>
+
 <file path=word/footnotes.xml><?xml version="1.0" encoding="utf-8"?>
 <w:footnotes xmlns:wpc="http://schemas.microsoft.com/office/word/2010/wordprocessingCanvas" xmlns:cx="http://schemas.microsoft.com/office/drawing/2014/chartex" xmlns:cx1="http://schemas.microsoft.com/office/drawing/2015/9/8/chartex" xmlns:cx2="http://schemas.microsoft.com/office/drawing/2015/10/21/chartex" xmlns:cx3="http://schemas.microsoft.com/office/drawing/2016/5/9/chartex" xmlns:cx4="http://schemas.microsoft.com/office/drawing/2016/5/10/chartex" xmlns:cx5="http://schemas.microsoft.com/office/drawing/2016/5/11/chartex" xmlns:cx6="http://schemas.microsoft.com/office/drawing/2016/5/12/chartex" xmlns:cx7="http://schemas.microsoft.com/office/drawing/2016/5/13/chartex" xmlns:cx8="http://schemas.microsoft.com/office/drawing/2016/5/14/chartex" xmlns:mc="http://schemas.openxmlformats.org/markup-compatibility/2006" xmlns:aink="http://schemas.microsoft.com/office/drawing/2016/ink" xmlns:am3d="http://schemas.microsoft.com/office/drawing/2017/model3d" xmlns:o="urn:schemas-microsoft-com:office:office" xmlns:oel="http://schemas.microsoft.com/office/2019/extlst" xmlns:r="http://schemas.openxmlformats.org/officeDocument/2006/relationships" xmlns:m="http://schemas.openxmlformats.org/officeDocument/2006/math" xmlns:v="urn:schemas-microsoft-com:vml" xmlns:wp14="http://schemas.microsoft.com/office/word/2010/wordprocessingDrawing" xmlns:wp="http://schemas.openxmlformats.org/drawingml/2006/wordprocessingDrawing" xmlns:w10="urn:schemas-microsoft-com:office:word" xmlns:w="http://schemas.openxmlformats.org/wordprocessingml/2006/main" xmlns:w14="http://schemas.microsoft.com/office/word/2010/wordml" xmlns:w15="http://schemas.microsoft.com/office/word/2012/wordml" xmlns:w16cex="http://schemas.microsoft.com/office/word/2018/wordml/cex" xmlns:w16cid="http://schemas.microsoft.com/office/word/2016/wordml/cid" xmlns:w16="http://schemas.microsoft.com/office/word/2018/wordml" xmlns:w16du="http://schemas.microsoft.com/office/word/2023/wordml/word16du" xmlns:w16sdtdh="http://schemas.microsoft.com/office/word/2020/wordml/sdtdatahash" xmlns:w16sdtfl="http://schemas.microsoft.com/office/word/2024/wordml/sdtformatlock" xmlns:w16se="http://schemas.microsoft.com/office/word/2015/wordml/symex" xmlns:wpg="http://schemas.microsoft.com/office/word/2010/wordprocessingGroup" xmlns:wpi="http://schemas.microsoft.com/office/word/2010/wordprocessingInk" xmlns:wne="http://schemas.microsoft.com/office/word/2006/wordml" xmlns:wps="http://schemas.microsoft.com/office/word/2010/wordprocessingShape" mc:Ignorable="w14 w15 w16se w16cid w16 w16cex w16sdtdh w16sdtfl w16du wp14">
   <w:footnote w:type="separator" w:id="-1">
@@ -3698,7 +3721,7 @@
 <w:hdr xmlns:wpc="http://schemas.microsoft.com/office/word/2010/wordprocessingCanvas" xmlns:cx="http://schemas.microsoft.com/office/drawing/2014/chartex" xmlns:cx1="http://schemas.microsoft.com/office/drawing/2015/9/8/chartex" xmlns:cx2="http://schemas.microsoft.com/office/drawing/2015/10/21/chartex" xmlns:cx3="http://schemas.microsoft.com/office/drawing/2016/5/9/chartex" xmlns:cx4="http://schemas.microsoft.com/office/drawing/2016/5/10/chartex" xmlns:cx5="http://schemas.microsoft.com/office/drawing/2016/5/11/chartex" xmlns:cx6="http://schemas.microsoft.com/office/drawing/2016/5/12/chartex" xmlns:cx7="http://schemas.microsoft.com/office/drawing/2016/5/13/chartex" xmlns:cx8="http://schemas.microsoft.com/office/drawing/2016/5/14/chartex" xmlns:mc="http://schemas.openxmlformats.org/markup-compatibility/2006" xmlns:aink="http://schemas.microsoft.com/office/drawing/2016/ink" xmlns:am3d="http://schemas.microsoft.com/office/drawing/2017/model3d" xmlns:o="urn:schemas-microsoft-com:office:office" xmlns:oel="http://schemas.microsoft.com/office/2019/extlst" xmlns:r="http://schemas.openxmlformats.org/officeDocument/2006/relationships" xmlns:m="http://schemas.openxmlformats.org/officeDocument/2006/math" xmlns:v="urn:schemas-microsoft-com:vml" xmlns:wp14="http://schemas.microsoft.com/office/word/2010/wordprocessingDrawing" xmlns:wp="http://schemas.openxmlformats.org/drawingml/2006/wordprocessingDrawing" xmlns:w10="urn:schemas-microsoft-com:office:word" xmlns:w="http://schemas.openxmlformats.org/wordprocessingml/2006/main" xmlns:w14="http://schemas.microsoft.com/office/word/2010/wordml" xmlns:w15="http://schemas.microsoft.com/office/word/2012/wordml" xmlns:w16cex="http://schemas.microsoft.com/office/word/2018/wordml/cex" xmlns:w16cid="http://schemas.microsoft.com/office/word/2016/wordml/cid" xmlns:w16="http://schemas.microsoft.com/office/word/2018/wordml" xmlns:w16du="http://schemas.microsoft.com/office/word/2023/wordml/word16du" xmlns:w16sdtdh="http://schemas.microsoft.com/office/word/2020/wordml/sdtdatahash" xmlns:w16sdtfl="http://schemas.microsoft.com/office/word/2024/wordml/sdtformatlock" xmlns:w16se="http://schemas.microsoft.com/office/word/2015/wordml/symex" xmlns:wpg="http://schemas.microsoft.com/office/word/2010/wordprocessingGroup" xmlns:wpi="http://schemas.microsoft.com/office/word/2010/wordprocessingInk" xmlns:wne="http://schemas.microsoft.com/office/word/2006/wordml" xmlns:wps="http://schemas.microsoft.com/office/word/2010/wordprocessingShape" mc:Ignorable="w14 w15 w16se w16cid w16 w16cex w16sdtdh w16sdtfl w16du wp14">
   <w:p>
     <w:pPr>
-      <w:rPr/>
+      <w:pStyle w:val="a8"/>
     </w:pPr>
   </w:p>
 </w:hdr>
@@ -3708,7 +3731,7 @@
 <w:hdr xmlns:wpc="http://schemas.microsoft.com/office/word/2010/wordprocessingCanvas" xmlns:cx="http://schemas.microsoft.com/office/drawing/2014/chartex" xmlns:cx1="http://schemas.microsoft.com/office/drawing/2015/9/8/chartex" xmlns:cx2="http://schemas.microsoft.com/office/drawing/2015/10/21/chartex" xmlns:cx3="http://schemas.microsoft.com/office/drawing/2016/5/9/chartex" xmlns:cx4="http://schemas.microsoft.com/office/drawing/2016/5/10/chartex" xmlns:cx5="http://schemas.microsoft.com/office/drawing/2016/5/11/chartex" xmlns:cx6="http://schemas.microsoft.com/office/drawing/2016/5/12/chartex" xmlns:cx7="http://schemas.microsoft.com/office/drawing/2016/5/13/chartex" xmlns:cx8="http://schemas.microsoft.com/office/drawing/2016/5/14/chartex" xmlns:mc="http://schemas.openxmlformats.org/markup-compatibility/2006" xmlns:aink="http://schemas.microsoft.com/office/drawing/2016/ink" xmlns:am3d="http://schemas.microsoft.com/office/drawing/2017/model3d" xmlns:o="urn:schemas-microsoft-com:office:office" xmlns:oel="http://schemas.microsoft.com/office/2019/extlst" xmlns:r="http://schemas.openxmlformats.org/officeDocument/2006/relationships" xmlns:m="http://schemas.openxmlformats.org/officeDocument/2006/math" xmlns:v="urn:schemas-microsoft-com:vml" xmlns:wp14="http://schemas.microsoft.com/office/word/2010/wordprocessingDrawing" xmlns:wp="http://schemas.openxmlformats.org/drawingml/2006/wordprocessingDrawing" xmlns:w10="urn:schemas-microsoft-com:office:word" xmlns:w="http://schemas.openxmlformats.org/wordprocessingml/2006/main" xmlns:w14="http://schemas.microsoft.com/office/word/2010/wordml" xmlns:w15="http://schemas.microsoft.com/office/word/2012/wordml" xmlns:w16cex="http://schemas.microsoft.com/office/word/2018/wordml/cex" xmlns:w16cid="http://schemas.microsoft.com/office/word/2016/wordml/cid" xmlns:w16="http://schemas.microsoft.com/office/word/2018/wordml" xmlns:w16du="http://schemas.microsoft.com/office/word/2023/wordml/word16du" xmlns:w16sdtdh="http://schemas.microsoft.com/office/word/2020/wordml/sdtdatahash" xmlns:w16sdtfl="http://schemas.microsoft.com/office/word/2024/wordml/sdtformatlock" xmlns:w16se="http://schemas.microsoft.com/office/word/2015/wordml/symex" xmlns:wpg="http://schemas.microsoft.com/office/word/2010/wordprocessingGroup" xmlns:wpi="http://schemas.microsoft.com/office/word/2010/wordprocessingInk" xmlns:wne="http://schemas.microsoft.com/office/word/2006/wordml" xmlns:wps="http://schemas.microsoft.com/office/word/2010/wordprocessingShape" mc:Ignorable="w14 w15 w16se w16cid w16 w16cex w16sdtdh w16sdtfl w16du wp14">
   <w:p>
     <w:pPr>
-      <w:rPr/>
+      <w:pStyle w:val="a8"/>
     </w:pPr>
   </w:p>
 </w:hdr>
@@ -3764,7 +3787,7 @@
               <w:sz w:val="20"/>
               <w:szCs w:val="20"/>
             </w:rPr>
-            <w:t>負責業務：</w:t>
+            <w:t xml:space="preserve">負責業務：{{ sales }}</w:t>
           </w:r>
         </w:p>
       </w:tc>
@@ -3791,7 +3814,7 @@
               <w:sz w:val="20"/>
               <w:szCs w:val="20"/>
             </w:rPr>
-            <w:t>建物編號：</w:t>
+            <w:t xml:space="preserve">建物編號：{{ building_id }}</w:t>
           </w:r>
         </w:p>
       </w:tc>
@@ -3818,7 +3841,7 @@
               <w:sz w:val="20"/>
               <w:szCs w:val="20"/>
             </w:rPr>
-            <w:t>分潤稅前/手續費內含</w:t>
+            <w:t>{{ contract_tax_label }}</w:t>
           </w:r>
         </w:p>
       </w:tc>
@@ -3847,7 +3870,7 @@
               <w:sz w:val="20"/>
               <w:szCs w:val="20"/>
             </w:rPr>
-            <w:t>建物名稱：</w:t>
+            <w:t xml:space="preserve">建物名稱：{{ building_name }}</w:t>
           </w:r>
         </w:p>
       </w:tc>
@@ -3874,7 +3897,7 @@
               <w:sz w:val="20"/>
               <w:szCs w:val="20"/>
             </w:rPr>
-            <w:t>建物綁定電話：</w:t>
+            <w:t xml:space="preserve">建物綁定電話：{{ building_phone }}</w:t>
           </w:r>
         </w:p>
       </w:tc>
@@ -3901,7 +3924,7 @@
               <w:sz w:val="20"/>
               <w:szCs w:val="20"/>
             </w:rPr>
-            <w:t>所得代號：</w:t>
+            <w:t xml:space="preserve">所得代號：{{ income_code }}</w:t>
           </w:r>
         </w:p>
       </w:tc>
@@ -5383,6 +5406,36 @@
       <w:szCs w:val="20"/>
     </w:rPr>
   </w:style>
+  <w:style w:type="paragraph" w:styleId="a8">
+    <w:name w:val="header"/>
+    <w:basedOn w:val="a"/>
+    <w:link w:val="a9"/>
+    <w:uiPriority w:val="99"/>
+    <w:unhideWhenUsed/>
+    <w:rsid w:val="004B1DA5"/>
+    <w:pPr>
+      <w:tabs>
+        <w:tab w:val="center" w:pos="4153"/>
+        <w:tab w:val="right" w:pos="8306"/>
+      </w:tabs>
+      <w:snapToGrid w:val="0"/>
+    </w:pPr>
+    <w:rPr>
+      <w:sz w:val="20"/>
+      <w:szCs w:val="20"/>
+    </w:rPr>
+  </w:style>
+  <w:style w:type="character" w:customStyle="1" w:styleId="a9">
+    <w:name w:val="頁首 字元"/>
+    <w:basedOn w:val="a0"/>
+    <w:link w:val="a8"/>
+    <w:uiPriority w:val="99"/>
+    <w:rsid w:val="004B1DA5"/>
+    <w:rPr>
+      <w:sz w:val="20"/>
+      <w:szCs w:val="20"/>
+    </w:rPr>
+  </w:style>
 </w:styles>
 </file>
 

--- a/自動產生合約範本/template_profit.docx
+++ b/自動產生合約範本/template_profit.docx
@@ -1131,7 +1131,7 @@
           <w:rFonts w:ascii="微軟正黑體" w:eastAsia="微軟正黑體" w:hAnsi="微軟正黑體" w:cs="微軟正黑體"/>
           <w:color w:val="000000"/>
         </w:rPr>
-        <w:t>甲方為個人： □空地租賃(51L)、□建物租賃(51J)</w:t>
+        <w:t>甲方為個人： {{ '■' if income_code == '空地租賃(51L)' else '□' }}空地租賃(51L)、{{ '■' if income_code == '建物租賃(51J)' else '□' }}建物租賃(51J)</w:t>
       </w:r>
     </w:p>
     <w:p>
@@ -1160,7 +1160,7 @@
           <w:rFonts w:ascii="微軟正黑體" w:eastAsia="微軟正黑體" w:hAnsi="微軟正黑體" w:cs="微軟正黑體"/>
           <w:color w:val="000000"/>
         </w:rPr>
-        <w:t>一般法人：□00發票</w:t>
+        <w:t>一般法人：{{ '■' if income_code == '00發票' else '□' }}00發票</w:t>
       </w:r>
     </w:p>
     <w:p>
@@ -1189,7 +1189,7 @@
           <w:rFonts w:ascii="微軟正黑體" w:eastAsia="微軟正黑體" w:hAnsi="微軟正黑體" w:cs="微軟正黑體"/>
           <w:color w:val="000000"/>
         </w:rPr>
-        <w:t>管委會：□空地租賃(51L) 、□建物租賃(51J) 、 □(00發票)</w:t>
+        <w:t>管委會：{{ '■' if income_code == '空地租賃(51L)' else '□' }}空地租賃(51L) 、{{ '■' if income_code == '建物租賃(51J)' else '□' }}建物租賃(51J) 、 {{ '■' if income_code == '00發票' else '□' }}(00發票)</w:t>
       </w:r>
     </w:p>
     <w:p>

--- a/自動產生合約範本/template_profit.docx
+++ b/自動產生合約範本/template_profit.docx
@@ -1131,7 +1131,7 @@
           <w:rFonts w:ascii="微軟正黑體" w:eastAsia="微軟正黑體" w:hAnsi="微軟正黑體" w:cs="微軟正黑體"/>
           <w:color w:val="000000"/>
         </w:rPr>
-        <w:t>甲方為個人： {{ '■' if income_code == '空地租賃(51L)' else '□' }}空地租賃(51L)、{{ '■' if income_code == '建物租賃(51J)' else '□' }}建物租賃(51J)</w:t>
+        <w:t>甲方為個人： {{ '■' if ic_personal_51L else '□' }}空地租賃(51L)、{{ '■' if ic_personal_51J else '□' }}建物租賃(51J)</w:t>
       </w:r>
     </w:p>
     <w:p>
@@ -1160,7 +1160,7 @@
           <w:rFonts w:ascii="微軟正黑體" w:eastAsia="微軟正黑體" w:hAnsi="微軟正黑體" w:cs="微軟正黑體"/>
           <w:color w:val="000000"/>
         </w:rPr>
-        <w:t>一般法人：{{ '■' if income_code == '00發票' else '□' }}00發票</w:t>
+        <w:t>一般法人：{{ '■' if ic_corp_00 else '□' }}00發票</w:t>
       </w:r>
     </w:p>
     <w:p>
@@ -1189,7 +1189,7 @@
           <w:rFonts w:ascii="微軟正黑體" w:eastAsia="微軟正黑體" w:hAnsi="微軟正黑體" w:cs="微軟正黑體"/>
           <w:color w:val="000000"/>
         </w:rPr>
-        <w:t>管委會：{{ '■' if income_code == '空地租賃(51L)' else '□' }}空地租賃(51L) 、{{ '■' if income_code == '建物租賃(51J)' else '□' }}建物租賃(51J) 、 {{ '■' if income_code == '00發票' else '□' }}(00發票)</w:t>
+        <w:t>管委會：{{ '■' if ic_committee_51L else '□' }}空地租賃(51L) 、{{ '■' if ic_committee_51J else '□' }}建物租賃(51J) 、 {{ '■' if ic_committee_00 else '□' }}(00發票)</w:t>
       </w:r>
     </w:p>
     <w:p>

--- a/自動產生合約範本/template_profit.docx
+++ b/自動產生合約範本/template_profit.docx
@@ -192,23 +192,7 @@
           <w:rFonts w:asciiTheme="minorEastAsia" w:hAnsiTheme="minorEastAsia" w:cs="冬青黑體簡體中文 W3"/>
           <w:color w:val="000000"/>
         </w:rPr>
-        <w:t xml:space="preserve">{{ </w:t>
-      </w:r>
-      <w:proofErr w:type="spellStart"/>
-      <w:r>
-        <w:rPr>
-          <w:rFonts w:asciiTheme="minorEastAsia" w:hAnsiTheme="minorEastAsia" w:cs="冬青黑體簡體中文 W3"/>
-          <w:color w:val="000000"/>
-        </w:rPr>
-        <w:t>party_a</w:t>
-      </w:r>
-      <w:proofErr w:type="spellEnd"/>
-      <w:r>
-        <w:rPr>
-          <w:rFonts w:asciiTheme="minorEastAsia" w:hAnsiTheme="minorEastAsia" w:cs="冬青黑體簡體中文 W3"/>
-          <w:color w:val="000000"/>
-        </w:rPr>
-        <w:t xml:space="preserve"> }}</w:t>
+        <w:t>{{ party_a }}</w:t>
       </w:r>
       <w:r>
         <w:rPr>
@@ -581,84 +565,40 @@
           <w:rFonts w:asciiTheme="minorEastAsia" w:hAnsiTheme="minorEastAsia" w:cs="冬青黑體簡體中文 W3"/>
           <w:color w:val="000000"/>
         </w:rPr>
-        <w:t xml:space="preserve">{{ </w:t>
-      </w:r>
-      <w:proofErr w:type="spellStart"/>
+        <w:t>{{ tax_type }}</w:t>
+      </w:r>
+      <w:r>
+        <w:rPr>
+          <w:rFonts w:ascii="微軟正黑體" w:eastAsia="微軟正黑體" w:hAnsi="微軟正黑體" w:cs="微軟正黑體"/>
+          <w:color w:val="000000"/>
+        </w:rPr>
+        <w:t>，並扣除因本停車場營運所生之政府機關罰鍰/罰單後，下稱「停車場營收」），由甲乙雙方依甲方分得</w:t>
+      </w:r>
       <w:r>
         <w:rPr>
           <w:rFonts w:asciiTheme="minorEastAsia" w:hAnsiTheme="minorEastAsia" w:cs="冬青黑體簡體中文 W3"/>
-          <w:color w:val="000000"/>
-        </w:rPr>
-        <w:t>tax_type</w:t>
-      </w:r>
-      <w:proofErr w:type="spellEnd"/>
+        </w:rPr>
+        <w:t>{{ party_a_percent }}</w:t>
+      </w:r>
+      <w:r>
+        <w:rPr>
+          <w:rFonts w:ascii="微軟正黑體" w:eastAsia="微軟正黑體" w:hAnsi="微軟正黑體" w:cs="微軟正黑體"/>
+          <w:color w:val="000000"/>
+        </w:rPr>
+        <w:t>%</w:t>
+      </w:r>
+      <w:r>
+        <w:rPr>
+          <w:rFonts w:ascii="微軟正黑體" w:eastAsia="微軟正黑體" w:hAnsi="微軟正黑體" w:cs="微軟正黑體"/>
+          <w:color w:val="000000"/>
+        </w:rPr>
+        <w:t>、乙方分得</w:t>
+      </w:r>
       <w:r>
         <w:rPr>
           <w:rFonts w:asciiTheme="minorEastAsia" w:hAnsiTheme="minorEastAsia" w:cs="冬青黑體簡體中文 W3"/>
-          <w:color w:val="000000"/>
-        </w:rPr>
-        <w:t xml:space="preserve"> }}</w:t>
-      </w:r>
-      <w:r>
-        <w:rPr>
-          <w:rFonts w:ascii="微軟正黑體" w:eastAsia="微軟正黑體" w:hAnsi="微軟正黑體" w:cs="微軟正黑體"/>
-          <w:color w:val="000000"/>
-        </w:rPr>
-        <w:t>，並扣除因本停車場營運所生之政府機關罰鍰/罰單後，下稱「停車場營收」），由甲乙雙方依甲方分得</w:t>
-      </w:r>
-      <w:r>
-        <w:rPr>
-          <w:rFonts w:asciiTheme="minorEastAsia" w:hAnsiTheme="minorEastAsia" w:cs="冬青黑體簡體中文 W3"/>
-        </w:rPr>
-        <w:t xml:space="preserve">{{ </w:t>
-      </w:r>
-      <w:proofErr w:type="spellStart"/>
-      <w:r>
-        <w:rPr>
-          <w:rFonts w:asciiTheme="minorEastAsia" w:hAnsiTheme="minorEastAsia" w:cs="冬青黑體簡體中文 W3"/>
-        </w:rPr>
-        <w:t>party_a_percent</w:t>
-      </w:r>
-      <w:proofErr w:type="spellEnd"/>
-      <w:r>
-        <w:rPr>
-          <w:rFonts w:asciiTheme="minorEastAsia" w:hAnsiTheme="minorEastAsia" w:cs="冬青黑體簡體中文 W3"/>
-        </w:rPr>
-        <w:t xml:space="preserve"> }}</w:t>
-      </w:r>
-      <w:r>
-        <w:rPr>
-          <w:rFonts w:ascii="微軟正黑體" w:eastAsia="微軟正黑體" w:hAnsi="微軟正黑體" w:cs="微軟正黑體"/>
-          <w:color w:val="000000"/>
-        </w:rPr>
-        <w:t>%</w:t>
-      </w:r>
-      <w:r>
-        <w:rPr>
-          <w:rFonts w:ascii="微軟正黑體" w:eastAsia="微軟正黑體" w:hAnsi="微軟正黑體" w:cs="微軟正黑體"/>
-          <w:color w:val="000000"/>
-        </w:rPr>
-        <w:t>、乙方分得</w:t>
-      </w:r>
-      <w:r>
-        <w:rPr>
-          <w:rFonts w:asciiTheme="minorEastAsia" w:hAnsiTheme="minorEastAsia" w:cs="冬青黑體簡體中文 W3"/>
-        </w:rPr>
-        <w:t xml:space="preserve">{{ </w:t>
-      </w:r>
-      <w:proofErr w:type="spellStart"/>
-      <w:r>
-        <w:rPr>
-          <w:rFonts w:asciiTheme="minorEastAsia" w:hAnsiTheme="minorEastAsia" w:cs="冬青黑體簡體中文 W3"/>
-        </w:rPr>
-        <w:t>party_b_percent</w:t>
-      </w:r>
-      <w:proofErr w:type="spellEnd"/>
-      <w:r>
-        <w:rPr>
-          <w:rFonts w:asciiTheme="minorEastAsia" w:hAnsiTheme="minorEastAsia" w:cs="冬青黑體簡體中文 W3"/>
-        </w:rPr>
-        <w:t xml:space="preserve"> }}</w:t>
+        </w:rPr>
+        <w:t>{{ party_b_percent }}</w:t>
       </w:r>
       <w:r>
         <w:rPr>
@@ -950,23 +890,7 @@
           <w:color w:val="000000"/>
         </w:rPr>
         <w:lastRenderedPageBreak/>
-        <w:t>甲方若承認乙方所提出之營收報表，應以書面通知乙方，乙方收到甲方書面通知者，應於當月二十（20）日前（如遇假日則順延至下個工作日，下稱「付款日」）以匯款方式支付分潤</w:t>
-      </w:r>
-      <w:proofErr w:type="gramStart"/>
-      <w:r>
-        <w:rPr>
-          <w:rFonts w:ascii="微軟正黑體" w:eastAsia="微軟正黑體" w:hAnsi="微軟正黑體" w:cs="微軟正黑體"/>
-          <w:color w:val="000000"/>
-        </w:rPr>
-        <w:t>款項至甲方</w:t>
-      </w:r>
-      <w:proofErr w:type="gramEnd"/>
-      <w:r>
-        <w:rPr>
-          <w:rFonts w:ascii="微軟正黑體" w:eastAsia="微軟正黑體" w:hAnsi="微軟正黑體" w:cs="微軟正黑體"/>
-          <w:color w:val="000000"/>
-        </w:rPr>
-        <w:t>指定之銀行帳戶，匯兌所需一切手續費用由乙方負擔。</w:t>
+        <w:t>甲方若承認乙方所提出之營收報表，應以書面通知乙方，乙方收到甲方書面通知者，應於當月二十（20）日前（如遇假日則順延至下個工作日，下稱「付款日」）以匯款方式支付分潤款項至甲方指定之銀行帳戶，匯兌所需一切手續費用由乙方負擔。</w:t>
       </w:r>
     </w:p>
     <w:p>
@@ -994,55 +918,7 @@
           <w:rFonts w:ascii="微軟正黑體" w:eastAsia="微軟正黑體" w:hAnsi="微軟正黑體" w:cs="微軟正黑體"/>
           <w:color w:val="000000"/>
         </w:rPr>
-        <w:t>甲方為法人者，若承認乙方所提出之營收報表，應即開立並寄送</w:t>
-      </w:r>
-      <w:proofErr w:type="gramStart"/>
-      <w:r>
-        <w:rPr>
-          <w:rFonts w:ascii="微軟正黑體" w:eastAsia="微軟正黑體" w:hAnsi="微軟正黑體" w:cs="微軟正黑體"/>
-          <w:color w:val="000000"/>
-        </w:rPr>
-        <w:t>統一發票予乙方</w:t>
-      </w:r>
-      <w:proofErr w:type="gramEnd"/>
-      <w:r>
-        <w:rPr>
-          <w:rFonts w:ascii="微軟正黑體" w:eastAsia="微軟正黑體" w:hAnsi="微軟正黑體" w:cs="微軟正黑體"/>
-          <w:color w:val="000000"/>
-        </w:rPr>
-        <w:t>，</w:t>
-      </w:r>
-      <w:proofErr w:type="gramStart"/>
-      <w:r>
-        <w:rPr>
-          <w:rFonts w:ascii="微軟正黑體" w:eastAsia="微軟正黑體" w:hAnsi="微軟正黑體" w:cs="微軟正黑體"/>
-          <w:color w:val="000000"/>
-        </w:rPr>
-        <w:t>若乙方</w:t>
-      </w:r>
-      <w:proofErr w:type="gramEnd"/>
-      <w:r>
-        <w:rPr>
-          <w:rFonts w:ascii="微軟正黑體" w:eastAsia="微軟正黑體" w:hAnsi="微軟正黑體" w:cs="微軟正黑體"/>
-          <w:color w:val="000000"/>
-        </w:rPr>
-        <w:t>於付款日前，仍未接獲甲方就前月分潤款項所開立之發票，乙方得不付當月及其後之分潤款項，</w:t>
-      </w:r>
-      <w:proofErr w:type="gramStart"/>
-      <w:r>
-        <w:rPr>
-          <w:rFonts w:ascii="微軟正黑體" w:eastAsia="微軟正黑體" w:hAnsi="微軟正黑體" w:cs="微軟正黑體"/>
-          <w:color w:val="000000"/>
-        </w:rPr>
-        <w:t>至甲方</w:t>
-      </w:r>
-      <w:proofErr w:type="gramEnd"/>
-      <w:r>
-        <w:rPr>
-          <w:rFonts w:ascii="微軟正黑體" w:eastAsia="微軟正黑體" w:hAnsi="微軟正黑體" w:cs="微軟正黑體"/>
-          <w:color w:val="000000"/>
-        </w:rPr>
-        <w:t>補齊所有應開而未之發票為止。</w:t>
+        <w:t>甲方為法人者，若承認乙方所提出之營收報表，應即開立並寄送統一發票予乙方，若乙方於付款日前，仍未接獲甲方就前月分潤款項所開立之發票，乙方得不付當月及其後之分潤款項，至甲方補齊所有應開而未之發票為止。</w:t>
       </w:r>
     </w:p>
     <w:p>
@@ -1070,39 +946,7 @@
           <w:rFonts w:ascii="微軟正黑體" w:eastAsia="微軟正黑體" w:hAnsi="微軟正黑體" w:cs="微軟正黑體"/>
           <w:color w:val="000000"/>
         </w:rPr>
-        <w:t>甲方就其因本契約所得之租金，同意乙方依所得稅法及各類所得扣繳率標準就</w:t>
-      </w:r>
-      <w:proofErr w:type="gramStart"/>
-      <w:r>
-        <w:rPr>
-          <w:rFonts w:ascii="微軟正黑體" w:eastAsia="微軟正黑體" w:hAnsi="微軟正黑體" w:cs="微軟正黑體"/>
-          <w:color w:val="000000"/>
-        </w:rPr>
-        <w:t>所得列單申報</w:t>
-      </w:r>
-      <w:proofErr w:type="gramEnd"/>
-      <w:r>
-        <w:rPr>
-          <w:rFonts w:ascii="微軟正黑體" w:eastAsia="微軟正黑體" w:hAnsi="微軟正黑體" w:cs="微軟正黑體"/>
-          <w:color w:val="000000"/>
-        </w:rPr>
-        <w:t>主管</w:t>
-      </w:r>
-      <w:proofErr w:type="gramStart"/>
-      <w:r>
-        <w:rPr>
-          <w:rFonts w:ascii="微軟正黑體" w:eastAsia="微軟正黑體" w:hAnsi="微軟正黑體" w:cs="微軟正黑體"/>
-          <w:color w:val="000000"/>
-        </w:rPr>
-        <w:t>稽</w:t>
-      </w:r>
-      <w:proofErr w:type="gramEnd"/>
-      <w:r>
-        <w:rPr>
-          <w:rFonts w:ascii="微軟正黑體" w:eastAsia="微軟正黑體" w:hAnsi="微軟正黑體" w:cs="微軟正黑體"/>
-          <w:color w:val="000000"/>
-        </w:rPr>
-        <w:t>徵機關。依甲方之身分，申報所得代號/類別如下（請勾選）：</w:t>
+        <w:t>甲方就其因本契約所得之租金，同意乙方依所得稅法及各類所得扣繳率標準就所得列單申報主管稽徵機關。依甲方之身分，申報所得代號/類別如下（請勾選）：</w:t>
       </w:r>
     </w:p>
     <w:p>
@@ -1279,201 +1123,71 @@
           <w:rFonts w:asciiTheme="minorEastAsia" w:hAnsiTheme="minorEastAsia" w:cs="冬青黑體簡體中文 W3"/>
           <w:color w:val="000000"/>
         </w:rPr>
-        <w:t xml:space="preserve"> </w:t>
-      </w:r>
-      <w:proofErr w:type="gramStart"/>
+        <w:t xml:space="preserve"> {{ bank_name }}</w:t>
+      </w:r>
+    </w:p>
+    <w:p>
+      <w:pPr>
+        <w:pBdr>
+          <w:top w:val="nil"/>
+          <w:left w:val="nil"/>
+          <w:bottom w:val="nil"/>
+          <w:right w:val="nil"/>
+          <w:between w:val="nil"/>
+        </w:pBdr>
+        <w:spacing w:line="420" w:lineRule="auto"/>
+        <w:ind w:left="1560" w:hanging="567"/>
+        <w:jc w:val="both"/>
+        <w:rPr>
+          <w:rFonts w:ascii="微軟正黑體" w:eastAsia="微軟正黑體" w:hAnsi="微軟正黑體" w:cs="微軟正黑體"/>
+          <w:color w:val="000000"/>
+        </w:rPr>
+      </w:pPr>
+      <w:r>
+        <w:rPr>
+          <w:rFonts w:ascii="微軟正黑體" w:eastAsia="微軟正黑體" w:hAnsi="微軟正黑體" w:cs="微軟正黑體"/>
+          <w:color w:val="000000"/>
+        </w:rPr>
+        <w:t>帳戶名稱：</w:t>
+      </w:r>
       <w:r>
         <w:rPr>
           <w:rFonts w:asciiTheme="minorEastAsia" w:hAnsiTheme="minorEastAsia" w:cs="冬青黑體簡體中文 W3"/>
           <w:color w:val="000000"/>
         </w:rPr>
-        <w:t xml:space="preserve">{{ </w:t>
-      </w:r>
-      <w:proofErr w:type="spellStart"/>
+        <w:t>{{ account_name }}</w:t>
+      </w:r>
+    </w:p>
+    <w:p>
+      <w:pPr>
+        <w:pBdr>
+          <w:top w:val="nil"/>
+          <w:left w:val="nil"/>
+          <w:bottom w:val="nil"/>
+          <w:right w:val="nil"/>
+          <w:between w:val="nil"/>
+        </w:pBdr>
+        <w:spacing w:line="420" w:lineRule="auto"/>
+        <w:ind w:left="1560" w:hanging="567"/>
+        <w:jc w:val="both"/>
+        <w:rPr>
+          <w:rFonts w:ascii="微軟正黑體" w:eastAsia="微軟正黑體" w:hAnsi="微軟正黑體" w:cs="微軟正黑體"/>
+          <w:color w:val="000000"/>
+        </w:rPr>
+      </w:pPr>
+      <w:r>
+        <w:rPr>
+          <w:rFonts w:ascii="微軟正黑體" w:eastAsia="微軟正黑體" w:hAnsi="微軟正黑體" w:cs="微軟正黑體"/>
+          <w:color w:val="000000"/>
+        </w:rPr>
+        <w:t>帳戶號碼：</w:t>
+      </w:r>
       <w:r>
         <w:rPr>
           <w:rFonts w:asciiTheme="minorEastAsia" w:hAnsiTheme="minorEastAsia" w:cs="冬青黑體簡體中文 W3"/>
           <w:color w:val="000000"/>
         </w:rPr>
-        <w:t>bank</w:t>
-      </w:r>
-      <w:proofErr w:type="gramEnd"/>
-      <w:r>
-        <w:rPr>
-          <w:rFonts w:asciiTheme="minorEastAsia" w:hAnsiTheme="minorEastAsia" w:cs="冬青黑體簡體中文 W3"/>
-          <w:color w:val="000000"/>
-        </w:rPr>
-        <w:t>_</w:t>
-      </w:r>
-      <w:proofErr w:type="gramStart"/>
-      <w:r>
-        <w:rPr>
-          <w:rFonts w:asciiTheme="minorEastAsia" w:hAnsiTheme="minorEastAsia" w:cs="冬青黑體簡體中文 W3"/>
-          <w:color w:val="000000"/>
-        </w:rPr>
-        <w:t>name</w:t>
-      </w:r>
-      <w:proofErr w:type="spellEnd"/>
-      <w:r>
-        <w:rPr>
-          <w:rFonts w:asciiTheme="minorEastAsia" w:hAnsiTheme="minorEastAsia" w:cs="冬青黑體簡體中文 W3"/>
-          <w:color w:val="000000"/>
-        </w:rPr>
-        <w:t xml:space="preserve"> }</w:t>
-      </w:r>
-      <w:proofErr w:type="gramEnd"/>
-      <w:r>
-        <w:rPr>
-          <w:rFonts w:asciiTheme="minorEastAsia" w:hAnsiTheme="minorEastAsia" w:cs="冬青黑體簡體中文 W3"/>
-          <w:color w:val="000000"/>
-        </w:rPr>
-        <w:t>}</w:t>
-      </w:r>
-    </w:p>
-    <w:p>
-      <w:pPr>
-        <w:pBdr>
-          <w:top w:val="nil"/>
-          <w:left w:val="nil"/>
-          <w:bottom w:val="nil"/>
-          <w:right w:val="nil"/>
-          <w:between w:val="nil"/>
-        </w:pBdr>
-        <w:spacing w:line="420" w:lineRule="auto"/>
-        <w:ind w:left="1560" w:hanging="567"/>
-        <w:jc w:val="both"/>
-        <w:rPr>
-          <w:rFonts w:ascii="微軟正黑體" w:eastAsia="微軟正黑體" w:hAnsi="微軟正黑體" w:cs="微軟正黑體"/>
-          <w:color w:val="000000"/>
-        </w:rPr>
-      </w:pPr>
-      <w:r>
-        <w:rPr>
-          <w:rFonts w:ascii="微軟正黑體" w:eastAsia="微軟正黑體" w:hAnsi="微軟正黑體" w:cs="微軟正黑體"/>
-          <w:color w:val="000000"/>
-        </w:rPr>
-        <w:t>帳戶名稱：</w:t>
-      </w:r>
-      <w:proofErr w:type="gramStart"/>
-      <w:r>
-        <w:rPr>
-          <w:rFonts w:asciiTheme="minorEastAsia" w:hAnsiTheme="minorEastAsia" w:cs="冬青黑體簡體中文 W3"/>
-          <w:color w:val="000000"/>
-        </w:rPr>
-        <w:t xml:space="preserve">{{ </w:t>
-      </w:r>
-      <w:proofErr w:type="spellStart"/>
-      <w:r>
-        <w:rPr>
-          <w:rFonts w:asciiTheme="minorEastAsia" w:hAnsiTheme="minorEastAsia" w:cs="冬青黑體簡體中文 W3"/>
-          <w:color w:val="000000"/>
-        </w:rPr>
-        <w:t>account</w:t>
-      </w:r>
-      <w:proofErr w:type="gramEnd"/>
-      <w:r>
-        <w:rPr>
-          <w:rFonts w:asciiTheme="minorEastAsia" w:hAnsiTheme="minorEastAsia" w:cs="冬青黑體簡體中文 W3"/>
-          <w:color w:val="000000"/>
-        </w:rPr>
-        <w:t>_</w:t>
-      </w:r>
-      <w:proofErr w:type="gramStart"/>
-      <w:r>
-        <w:rPr>
-          <w:rFonts w:asciiTheme="minorEastAsia" w:hAnsiTheme="minorEastAsia" w:cs="冬青黑體簡體中文 W3"/>
-          <w:color w:val="000000"/>
-        </w:rPr>
-        <w:t>name</w:t>
-      </w:r>
-      <w:proofErr w:type="spellEnd"/>
-      <w:r>
-        <w:rPr>
-          <w:rFonts w:asciiTheme="minorEastAsia" w:hAnsiTheme="minorEastAsia" w:cs="冬青黑體簡體中文 W3"/>
-          <w:color w:val="000000"/>
-        </w:rPr>
-        <w:t xml:space="preserve"> }</w:t>
-      </w:r>
-      <w:proofErr w:type="gramEnd"/>
-      <w:r>
-        <w:rPr>
-          <w:rFonts w:asciiTheme="minorEastAsia" w:hAnsiTheme="minorEastAsia" w:cs="冬青黑體簡體中文 W3"/>
-          <w:color w:val="000000"/>
-        </w:rPr>
-        <w:t>}</w:t>
-      </w:r>
-    </w:p>
-    <w:p>
-      <w:pPr>
-        <w:pBdr>
-          <w:top w:val="nil"/>
-          <w:left w:val="nil"/>
-          <w:bottom w:val="nil"/>
-          <w:right w:val="nil"/>
-          <w:between w:val="nil"/>
-        </w:pBdr>
-        <w:spacing w:line="420" w:lineRule="auto"/>
-        <w:ind w:left="1560" w:hanging="567"/>
-        <w:jc w:val="both"/>
-        <w:rPr>
-          <w:rFonts w:ascii="微軟正黑體" w:eastAsia="微軟正黑體" w:hAnsi="微軟正黑體" w:cs="微軟正黑體"/>
-          <w:color w:val="000000"/>
-        </w:rPr>
-      </w:pPr>
-      <w:r>
-        <w:rPr>
-          <w:rFonts w:ascii="微軟正黑體" w:eastAsia="微軟正黑體" w:hAnsi="微軟正黑體" w:cs="微軟正黑體"/>
-          <w:color w:val="000000"/>
-        </w:rPr>
-        <w:t>帳戶號碼：</w:t>
-      </w:r>
-      <w:proofErr w:type="gramStart"/>
-      <w:r>
-        <w:rPr>
-          <w:rFonts w:asciiTheme="minorEastAsia" w:hAnsiTheme="minorEastAsia" w:cs="冬青黑體簡體中文 W3"/>
-          <w:color w:val="000000"/>
-        </w:rPr>
-        <w:t xml:space="preserve">{{ </w:t>
-      </w:r>
-      <w:proofErr w:type="spellStart"/>
-      <w:r>
-        <w:rPr>
-          <w:rFonts w:asciiTheme="minorEastAsia" w:hAnsiTheme="minorEastAsia" w:cs="冬青黑體簡體中文 W3"/>
-          <w:color w:val="000000"/>
-        </w:rPr>
-        <w:t>account</w:t>
-      </w:r>
-      <w:proofErr w:type="gramEnd"/>
-      <w:r>
-        <w:rPr>
-          <w:rFonts w:asciiTheme="minorEastAsia" w:hAnsiTheme="minorEastAsia" w:cs="冬青黑體簡體中文 W3"/>
-          <w:color w:val="000000"/>
-        </w:rPr>
-        <w:t>_</w:t>
-      </w:r>
-      <w:proofErr w:type="gramStart"/>
-      <w:r>
-        <w:rPr>
-          <w:rFonts w:asciiTheme="minorEastAsia" w:hAnsiTheme="minorEastAsia" w:cs="冬青黑體簡體中文 W3"/>
-          <w:color w:val="000000"/>
-        </w:rPr>
-        <w:t>number</w:t>
-      </w:r>
-      <w:proofErr w:type="spellEnd"/>
-      <w:r>
-        <w:rPr>
-          <w:rFonts w:asciiTheme="minorEastAsia" w:hAnsiTheme="minorEastAsia" w:cs="冬青黑體簡體中文 W3"/>
-          <w:color w:val="000000"/>
-        </w:rPr>
-        <w:t xml:space="preserve"> }</w:t>
-      </w:r>
-      <w:proofErr w:type="gramEnd"/>
-      <w:r>
-        <w:rPr>
-          <w:rFonts w:asciiTheme="minorEastAsia" w:hAnsiTheme="minorEastAsia" w:cs="冬青黑體簡體中文 W3"/>
-          <w:color w:val="000000"/>
-        </w:rPr>
-        <w:t>}</w:t>
+        <w:t>{{ account_number }}</w:t>
       </w:r>
     </w:p>
     <w:p>
@@ -1502,23 +1216,8 @@
           <w:rFonts w:ascii="微軟正黑體" w:eastAsia="微軟正黑體" w:hAnsi="微軟正黑體" w:cs="微軟正黑體"/>
           <w:color w:val="000000"/>
         </w:rPr>
-        <w:t>本契約期間內，依據實際營收狀況，若連續兩（2）</w:t>
-      </w:r>
-      <w:proofErr w:type="gramStart"/>
-      <w:r>
-        <w:rPr>
-          <w:rFonts w:ascii="微軟正黑體" w:eastAsia="微軟正黑體" w:hAnsi="微軟正黑體" w:cs="微軟正黑體"/>
-          <w:color w:val="000000"/>
-        </w:rPr>
-        <w:t>個</w:t>
-      </w:r>
-      <w:proofErr w:type="gramEnd"/>
-      <w:r>
-        <w:rPr>
-          <w:rFonts w:ascii="微軟正黑體" w:eastAsia="微軟正黑體" w:hAnsi="微軟正黑體" w:cs="微軟正黑體"/>
-          <w:color w:val="000000"/>
-        </w:rPr>
-        <w:t>月，合作停車場每月每格營業額（營收總額除以總車位數）低於新台幣500元整，乙方得終止本契約並將停管設備拆除收回，乙方不負任何賠償責任且無須給付甲方任何費用。</w:t>
+        <w:lastRenderedPageBreak/>
+        <w:t>本契約期間內，依據實際營收狀況，若連續兩（2）個月，合作停車場每月每格營業額（營收總額除以總車位數）低於新台幣500元整，乙方得終止本契約並將停管設備拆除收回，乙方不負任何賠償責任且無須給付甲方任何費用。</w:t>
       </w:r>
     </w:p>
     <w:p>
@@ -1547,24 +1246,7 @@
           <w:rFonts w:ascii="微軟正黑體" w:eastAsia="微軟正黑體" w:hAnsi="微軟正黑體" w:cs="微軟正黑體"/>
           <w:color w:val="000000"/>
         </w:rPr>
-        <w:lastRenderedPageBreak/>
-        <w:t>除前項規定情形外，乙方如有延遲給付分潤款項達兩（2）</w:t>
-      </w:r>
-      <w:proofErr w:type="gramStart"/>
-      <w:r>
-        <w:rPr>
-          <w:rFonts w:ascii="微軟正黑體" w:eastAsia="微軟正黑體" w:hAnsi="微軟正黑體" w:cs="微軟正黑體"/>
-          <w:color w:val="000000"/>
-        </w:rPr>
-        <w:t>個</w:t>
-      </w:r>
-      <w:proofErr w:type="gramEnd"/>
-      <w:r>
-        <w:rPr>
-          <w:rFonts w:ascii="微軟正黑體" w:eastAsia="微軟正黑體" w:hAnsi="微軟正黑體" w:cs="微軟正黑體"/>
-          <w:color w:val="000000"/>
-        </w:rPr>
-        <w:t>月以上，並經甲方以書面限期繳納後逾期仍未繳付時，甲方得終止本契約。</w:t>
+        <w:t>除前項規定情形外，乙方如有延遲給付分潤款項達兩（2）個月以上，並經甲方以書面限期繳納後逾期仍未繳付時，甲方得終止本契約。</w:t>
       </w:r>
     </w:p>
     <w:p>
@@ -1639,23 +1321,7 @@
           <w:rFonts w:ascii="微軟正黑體" w:eastAsia="微軟正黑體" w:hAnsi="微軟正黑體" w:cs="微軟正黑體"/>
           <w:color w:val="000000"/>
         </w:rPr>
-        <w:t>合作標的物之地價稅、房屋稅、公共安全及消防申報費用應由甲方負擔、其公共安全、消防設備申報</w:t>
-      </w:r>
-      <w:proofErr w:type="gramStart"/>
-      <w:r>
-        <w:rPr>
-          <w:rFonts w:ascii="微軟正黑體" w:eastAsia="微軟正黑體" w:hAnsi="微軟正黑體" w:cs="微軟正黑體"/>
-          <w:color w:val="000000"/>
-        </w:rPr>
-        <w:t>頻率均需遵照</w:t>
-      </w:r>
-      <w:proofErr w:type="gramEnd"/>
-      <w:r>
-        <w:rPr>
-          <w:rFonts w:ascii="微軟正黑體" w:eastAsia="微軟正黑體" w:hAnsi="微軟正黑體" w:cs="微軟正黑體"/>
-          <w:color w:val="000000"/>
-        </w:rPr>
-        <w:t>中華民國停車場相關法規辦理。</w:t>
+        <w:t>合作標的物之地價稅、房屋稅、公共安全及消防申報費用應由甲方負擔、其公共安全、消防設備申報頻率均需遵照中華民國停車場相關法規辦理。</w:t>
       </w:r>
     </w:p>
     <w:p>
@@ -1796,7 +1462,15 @@
           <w:rFonts w:ascii="微軟正黑體" w:eastAsia="微軟正黑體" w:hAnsi="微軟正黑體" w:cs="微軟正黑體"/>
           <w:color w:val="000000"/>
         </w:rPr>
-        <w:t>甲方同意於本契約簽訂後，配合乙方提供為申辦停車場登記證等相關營業證照所必要之一切文件，包括但不限於土地/房屋所有權狀影本等。</w:t>
+        <w:t>甲方同意於本契約簽訂後，配合乙方提供為申辦停車場登記證等相關營業證照所必要之一</w:t>
+      </w:r>
+      <w:r>
+        <w:rPr>
+          <w:rFonts w:ascii="微軟正黑體" w:eastAsia="微軟正黑體" w:hAnsi="微軟正黑體" w:cs="微軟正黑體"/>
+          <w:color w:val="000000"/>
+        </w:rPr>
+        <w:lastRenderedPageBreak/>
+        <w:t>切文件，包括但不限於土地/房屋所有權狀影本等。</w:t>
       </w:r>
     </w:p>
     <w:p>
@@ -1863,7 +1537,6 @@
           <w:rFonts w:ascii="微軟正黑體" w:eastAsia="微軟正黑體" w:hAnsi="微軟正黑體" w:cs="微軟正黑體"/>
           <w:color w:val="000000"/>
         </w:rPr>
-        <w:lastRenderedPageBreak/>
         <w:t>乙方應以善良管理人之注意，管理及維護合作標的物，如有發生合作標的物內之相關設備、車輛毀損、竊盜情事等發生時（除天災或確不可歸責於乙方者外），乙方應積極處理並依相關事證對上開事故究責。</w:t>
       </w:r>
     </w:p>
@@ -2063,48 +1736,20 @@
         <w:rPr>
           <w:rFonts w:asciiTheme="minorEastAsia" w:hAnsiTheme="minorEastAsia" w:cs="冬青黑體簡體中文 W3"/>
         </w:rPr>
-        <w:t xml:space="preserve">{{ </w:t>
-      </w:r>
-      <w:proofErr w:type="spellStart"/>
+        <w:t>{{ start_date }}</w:t>
+      </w:r>
+      <w:r>
+        <w:rPr>
+          <w:rFonts w:ascii="微軟正黑體" w:eastAsia="微軟正黑體" w:hAnsi="微軟正黑體" w:cs="微軟正黑體"/>
+          <w:color w:val="000000"/>
+        </w:rPr>
+        <w:t>（下稱「生效日」）起至</w:t>
+      </w:r>
       <w:r>
         <w:rPr>
           <w:rFonts w:asciiTheme="minorEastAsia" w:hAnsiTheme="minorEastAsia" w:cs="冬青黑體簡體中文 W3"/>
         </w:rPr>
-        <w:t>start_date</w:t>
-      </w:r>
-      <w:proofErr w:type="spellEnd"/>
-      <w:r>
-        <w:rPr>
-          <w:rFonts w:asciiTheme="minorEastAsia" w:hAnsiTheme="minorEastAsia" w:cs="冬青黑體簡體中文 W3"/>
-        </w:rPr>
-        <w:t xml:space="preserve"> }}</w:t>
-      </w:r>
-      <w:r>
-        <w:rPr>
-          <w:rFonts w:ascii="微軟正黑體" w:eastAsia="微軟正黑體" w:hAnsi="微軟正黑體" w:cs="微軟正黑體"/>
-          <w:color w:val="000000"/>
-        </w:rPr>
-        <w:t>（下稱「生效日」）起至</w:t>
-      </w:r>
-      <w:r>
-        <w:rPr>
-          <w:rFonts w:asciiTheme="minorEastAsia" w:hAnsiTheme="minorEastAsia" w:cs="冬青黑體簡體中文 W3"/>
-        </w:rPr>
-        <w:t xml:space="preserve">{{ </w:t>
-      </w:r>
-      <w:proofErr w:type="spellStart"/>
-      <w:r>
-        <w:rPr>
-          <w:rFonts w:asciiTheme="minorEastAsia" w:hAnsiTheme="minorEastAsia" w:cs="冬青黑體簡體中文 W3"/>
-        </w:rPr>
-        <w:t>end_date</w:t>
-      </w:r>
-      <w:proofErr w:type="spellEnd"/>
-      <w:r>
-        <w:rPr>
-          <w:rFonts w:asciiTheme="minorEastAsia" w:hAnsiTheme="minorEastAsia" w:cs="冬青黑體簡體中文 W3"/>
-        </w:rPr>
-        <w:t xml:space="preserve"> }}</w:t>
+        <w:t>{{ end_date }}</w:t>
       </w:r>
       <w:r>
         <w:rPr>
@@ -2140,87 +1785,15 @@
           <w:rFonts w:ascii="微軟正黑體" w:eastAsia="微軟正黑體" w:hAnsi="微軟正黑體" w:cs="微軟正黑體"/>
           <w:color w:val="000000"/>
         </w:rPr>
-        <w:t>本契約期限屆滿時，除任一方於屆滿日前至少</w:t>
-      </w:r>
-      <w:proofErr w:type="gramStart"/>
-      <w:r>
-        <w:rPr>
-          <w:rFonts w:ascii="微軟正黑體" w:eastAsia="微軟正黑體" w:hAnsi="微軟正黑體" w:cs="微軟正黑體"/>
-          <w:color w:val="000000"/>
-        </w:rPr>
-        <w:t>一</w:t>
-      </w:r>
-      <w:proofErr w:type="gramEnd"/>
-      <w:r>
-        <w:rPr>
-          <w:rFonts w:ascii="微軟正黑體" w:eastAsia="微軟正黑體" w:hAnsi="微軟正黑體" w:cs="微軟正黑體"/>
-          <w:color w:val="000000"/>
-        </w:rPr>
-        <w:t>（1）</w:t>
-      </w:r>
-      <w:proofErr w:type="gramStart"/>
-      <w:r>
-        <w:rPr>
-          <w:rFonts w:ascii="微軟正黑體" w:eastAsia="微軟正黑體" w:hAnsi="微軟正黑體" w:cs="微軟正黑體"/>
-          <w:color w:val="000000"/>
-        </w:rPr>
-        <w:t>個</w:t>
-      </w:r>
-      <w:proofErr w:type="gramEnd"/>
-      <w:r>
-        <w:rPr>
-          <w:rFonts w:ascii="微軟正黑體" w:eastAsia="微軟正黑體" w:hAnsi="微軟正黑體" w:cs="微軟正黑體"/>
-          <w:color w:val="000000"/>
-        </w:rPr>
-        <w:t>月前以書面向他方為</w:t>
-      </w:r>
-      <w:proofErr w:type="gramStart"/>
-      <w:r>
-        <w:rPr>
-          <w:rFonts w:ascii="微軟正黑體" w:eastAsia="微軟正黑體" w:hAnsi="微軟正黑體" w:cs="微軟正黑體"/>
-          <w:color w:val="000000"/>
-        </w:rPr>
-        <w:t>不</w:t>
-      </w:r>
-      <w:proofErr w:type="gramEnd"/>
-      <w:r>
-        <w:rPr>
-          <w:rFonts w:ascii="微軟正黑體" w:eastAsia="微軟正黑體" w:hAnsi="微軟正黑體" w:cs="微軟正黑體"/>
-          <w:color w:val="000000"/>
-        </w:rPr>
-        <w:t>續約之通知外，本契約自動展延</w:t>
-      </w:r>
-      <w:proofErr w:type="gramStart"/>
-      <w:r>
-        <w:rPr>
-          <w:rFonts w:ascii="微軟正黑體" w:eastAsia="微軟正黑體" w:hAnsi="微軟正黑體" w:cs="微軟正黑體"/>
-          <w:color w:val="000000"/>
-        </w:rPr>
-        <w:t>一</w:t>
-      </w:r>
-      <w:proofErr w:type="gramEnd"/>
-      <w:r>
-        <w:rPr>
-          <w:rFonts w:ascii="微軟正黑體" w:eastAsia="微軟正黑體" w:hAnsi="微軟正黑體" w:cs="微軟正黑體"/>
-          <w:color w:val="000000"/>
-        </w:rPr>
-        <w:t>（1）年；其後每次展延期限屆滿時，</w:t>
-      </w:r>
-      <w:proofErr w:type="gramStart"/>
-      <w:r>
-        <w:rPr>
-          <w:rFonts w:ascii="微軟正黑體" w:eastAsia="微軟正黑體" w:hAnsi="微軟正黑體" w:cs="微軟正黑體"/>
-          <w:color w:val="000000"/>
-        </w:rPr>
-        <w:t>均依相同</w:t>
-      </w:r>
-      <w:proofErr w:type="gramEnd"/>
-      <w:r>
-        <w:rPr>
-          <w:rFonts w:ascii="微軟正黑體" w:eastAsia="微軟正黑體" w:hAnsi="微軟正黑體" w:cs="微軟正黑體"/>
-          <w:color w:val="000000"/>
-        </w:rPr>
-        <w:t>條件自動順延一年，不限次數。</w:t>
+        <w:t>本契約期限屆滿時，除任一方於屆滿日前至少一（1）個月前以書面向他方為不續約之通知外，本契約自動展延一（1）年；其後每次展延期限屆滿時，均依相同條件自動順延一</w:t>
+      </w:r>
+      <w:r>
+        <w:rPr>
+          <w:rFonts w:ascii="微軟正黑體" w:eastAsia="微軟正黑體" w:hAnsi="微軟正黑體" w:cs="微軟正黑體"/>
+          <w:color w:val="000000"/>
+        </w:rPr>
+        <w:lastRenderedPageBreak/>
+        <w:t>年，不限次數。</w:t>
       </w:r>
     </w:p>
     <w:p>
@@ -2287,24 +1860,7 @@
           <w:rFonts w:ascii="微軟正黑體" w:eastAsia="微軟正黑體" w:hAnsi="微軟正黑體" w:cs="微軟正黑體"/>
           <w:color w:val="000000"/>
         </w:rPr>
-        <w:lastRenderedPageBreak/>
-        <w:t>本契約期間屆滿或終止時，乙方應於到期日或終止日後十五（15）日內，拆除並撤離合作標的物上所有停管設備，並將合作標的物以完整且可使用之狀況</w:t>
-      </w:r>
-      <w:proofErr w:type="gramStart"/>
-      <w:r>
-        <w:rPr>
-          <w:rFonts w:ascii="微軟正黑體" w:eastAsia="微軟正黑體" w:hAnsi="微軟正黑體" w:cs="微軟正黑體"/>
-          <w:color w:val="000000"/>
-        </w:rPr>
-        <w:t>交還予甲方</w:t>
-      </w:r>
-      <w:proofErr w:type="gramEnd"/>
-      <w:r>
-        <w:rPr>
-          <w:rFonts w:ascii="微軟正黑體" w:eastAsia="微軟正黑體" w:hAnsi="微軟正黑體" w:cs="微軟正黑體"/>
-          <w:color w:val="000000"/>
-        </w:rPr>
-        <w:t>。</w:t>
+        <w:t>本契約期間屆滿或終止時，乙方應於到期日或終止日後十五（15）日內，拆除並撤離合作標的物上所有停管設備，並將合作標的物以完整且可使用之狀況交還予甲方。</w:t>
       </w:r>
     </w:p>
     <w:p>
@@ -2389,39 +1945,7 @@
           <w:rFonts w:ascii="微軟正黑體" w:eastAsia="微軟正黑體" w:hAnsi="微軟正黑體" w:cs="微軟正黑體"/>
           <w:color w:val="000000"/>
         </w:rPr>
-        <w:t>本契約之解釋、效力、履行及其他未盡事宜，悉以中華民國法律為</w:t>
-      </w:r>
-      <w:proofErr w:type="gramStart"/>
-      <w:r>
-        <w:rPr>
-          <w:rFonts w:ascii="微軟正黑體" w:eastAsia="微軟正黑體" w:hAnsi="微軟正黑體" w:cs="微軟正黑體"/>
-          <w:color w:val="000000"/>
-        </w:rPr>
-        <w:t>準</w:t>
-      </w:r>
-      <w:proofErr w:type="gramEnd"/>
-      <w:r>
-        <w:rPr>
-          <w:rFonts w:ascii="微軟正黑體" w:eastAsia="微軟正黑體" w:hAnsi="微軟正黑體" w:cs="微軟正黑體"/>
-          <w:color w:val="000000"/>
-        </w:rPr>
-        <w:t>。如因本契約涉訟，雙方合意以臺灣</w:t>
-      </w:r>
-      <w:proofErr w:type="gramStart"/>
-      <w:r>
-        <w:rPr>
-          <w:rFonts w:ascii="微軟正黑體" w:eastAsia="微軟正黑體" w:hAnsi="微軟正黑體" w:cs="微軟正黑體"/>
-          <w:color w:val="000000"/>
-        </w:rPr>
-        <w:t>臺</w:t>
-      </w:r>
-      <w:proofErr w:type="gramEnd"/>
-      <w:r>
-        <w:rPr>
-          <w:rFonts w:ascii="微軟正黑體" w:eastAsia="微軟正黑體" w:hAnsi="微軟正黑體" w:cs="微軟正黑體"/>
-          <w:color w:val="000000"/>
-        </w:rPr>
-        <w:t>北地方法院為第一審專屬管轄法院。</w:t>
+        <w:t>本契約之解釋、效力、履行及其他未盡事宜，悉以中華民國法律為準。如因本契約涉訟，雙方合意以臺灣臺北地方法院為第一審專屬管轄法院。</w:t>
       </w:r>
     </w:p>
     <w:p>
@@ -2478,23 +2002,7 @@
           <w:rFonts w:ascii="微軟正黑體" w:eastAsia="微軟正黑體" w:hAnsi="微軟正黑體" w:cs="微軟正黑體"/>
           <w:color w:val="000000"/>
         </w:rPr>
-        <w:t>甲方同意，如乙方與乙方關係企業（按台灣公司法定義）辦理分割或合併時，乙方於本契約之一切權利義務於分割基準日或合併基準日起，</w:t>
-      </w:r>
-      <w:proofErr w:type="gramStart"/>
-      <w:r>
-        <w:rPr>
-          <w:rFonts w:ascii="微軟正黑體" w:eastAsia="微軟正黑體" w:hAnsi="微軟正黑體" w:cs="微軟正黑體"/>
-          <w:color w:val="000000"/>
-        </w:rPr>
-        <w:t>轉讓予乙方</w:t>
-      </w:r>
-      <w:proofErr w:type="gramEnd"/>
-      <w:r>
-        <w:rPr>
-          <w:rFonts w:ascii="微軟正黑體" w:eastAsia="微軟正黑體" w:hAnsi="微軟正黑體" w:cs="微軟正黑體"/>
-          <w:color w:val="000000"/>
-        </w:rPr>
-        <w:t>分割後受讓營業之既存或新設公司，或合併後之存續公司或新設公司。</w:t>
+        <w:t>甲方同意，如乙方與乙方關係企業（按台灣公司法定義）辦理分割或合併時，乙方於本契約之一切權利義務於分割基準日或合併基準日起，轉讓予乙方分割後受讓營業之既存或新設公司，或合併後之存續公司或新設公司。</w:t>
       </w:r>
     </w:p>
     <w:p>
@@ -2573,39 +2081,15 @@
           <w:rFonts w:ascii="微軟正黑體" w:eastAsia="微軟正黑體" w:hAnsi="微軟正黑體" w:cs="微軟正黑體"/>
           <w:color w:val="000000"/>
         </w:rPr>
-        <w:t>甲乙雙方通訊地址及電子郵件</w:t>
-      </w:r>
-      <w:proofErr w:type="gramStart"/>
-      <w:r>
-        <w:rPr>
-          <w:rFonts w:ascii="微軟正黑體" w:eastAsia="微軟正黑體" w:hAnsi="微軟正黑體" w:cs="微軟正黑體"/>
-          <w:color w:val="000000"/>
-        </w:rPr>
-        <w:t>地址均以本</w:t>
-      </w:r>
-      <w:proofErr w:type="gramEnd"/>
-      <w:r>
-        <w:rPr>
-          <w:rFonts w:ascii="微軟正黑體" w:eastAsia="微軟正黑體" w:hAnsi="微軟正黑體" w:cs="微軟正黑體"/>
-          <w:color w:val="000000"/>
-        </w:rPr>
-        <w:t>契約所</w:t>
-      </w:r>
-      <w:proofErr w:type="gramStart"/>
-      <w:r>
-        <w:rPr>
-          <w:rFonts w:ascii="微軟正黑體" w:eastAsia="微軟正黑體" w:hAnsi="微軟正黑體" w:cs="微軟正黑體"/>
-          <w:color w:val="000000"/>
-        </w:rPr>
-        <w:t>載者為準</w:t>
-      </w:r>
-      <w:proofErr w:type="gramEnd"/>
-      <w:r>
-        <w:rPr>
-          <w:rFonts w:ascii="微軟正黑體" w:eastAsia="微軟正黑體" w:hAnsi="微軟正黑體" w:cs="微軟正黑體"/>
-          <w:color w:val="000000"/>
-        </w:rPr>
-        <w:t>，如有變更者，應以書面通知他方。</w:t>
+        <w:t>甲乙雙方通訊地址及電子郵件地址均以本契約所載者為準，如有變更者，應以書面通知他</w:t>
+      </w:r>
+      <w:r>
+        <w:rPr>
+          <w:rFonts w:ascii="微軟正黑體" w:eastAsia="微軟正黑體" w:hAnsi="微軟正黑體" w:cs="微軟正黑體"/>
+          <w:color w:val="000000"/>
+        </w:rPr>
+        <w:lastRenderedPageBreak/>
+        <w:t>方。</w:t>
       </w:r>
     </w:p>
     <w:p>
@@ -2633,56 +2117,7 @@
           <w:rFonts w:ascii="微軟正黑體" w:eastAsia="微軟正黑體" w:hAnsi="微軟正黑體" w:cs="微軟正黑體"/>
           <w:color w:val="000000"/>
         </w:rPr>
-        <w:t>雙方之郵件通知倘因遷址、拒收、招領逾期或其他郵局批註之理由而送達不到者，</w:t>
-      </w:r>
-      <w:proofErr w:type="gramStart"/>
-      <w:r>
-        <w:rPr>
-          <w:rFonts w:ascii="微軟正黑體" w:eastAsia="微軟正黑體" w:hAnsi="微軟正黑體" w:cs="微軟正黑體"/>
-          <w:color w:val="000000"/>
-        </w:rPr>
-        <w:t>均以郵局</w:t>
-      </w:r>
-      <w:proofErr w:type="gramEnd"/>
-      <w:r>
-        <w:rPr>
-          <w:rFonts w:ascii="微軟正黑體" w:eastAsia="微軟正黑體" w:hAnsi="微軟正黑體" w:cs="微軟正黑體"/>
-          <w:color w:val="000000"/>
-        </w:rPr>
-        <w:t>第一次投遞日期為送達日期。無論收送達之</w:t>
-      </w:r>
-      <w:proofErr w:type="gramStart"/>
-      <w:r>
-        <w:rPr>
-          <w:rFonts w:ascii="微軟正黑體" w:eastAsia="微軟正黑體" w:hAnsi="微軟正黑體" w:cs="微軟正黑體"/>
-          <w:color w:val="000000"/>
-        </w:rPr>
-        <w:t>ㄧ</w:t>
-      </w:r>
-      <w:proofErr w:type="gramEnd"/>
-      <w:r>
-        <w:rPr>
-          <w:rFonts w:ascii="微軟正黑體" w:eastAsia="微軟正黑體" w:hAnsi="微軟正黑體" w:cs="微軟正黑體"/>
-          <w:color w:val="000000"/>
-        </w:rPr>
-        <w:t>方是否確實收受（包括拒收），</w:t>
-      </w:r>
-      <w:proofErr w:type="gramStart"/>
-      <w:r>
-        <w:rPr>
-          <w:rFonts w:ascii="微軟正黑體" w:eastAsia="微軟正黑體" w:hAnsi="微軟正黑體" w:cs="微軟正黑體"/>
-          <w:color w:val="000000"/>
-        </w:rPr>
-        <w:t>均生送達</w:t>
-      </w:r>
-      <w:proofErr w:type="gramEnd"/>
-      <w:r>
-        <w:rPr>
-          <w:rFonts w:ascii="微軟正黑體" w:eastAsia="微軟正黑體" w:hAnsi="微軟正黑體" w:cs="微軟正黑體"/>
-          <w:color w:val="000000"/>
-        </w:rPr>
-        <w:lastRenderedPageBreak/>
-        <w:t>之效力。</w:t>
+        <w:t>雙方之郵件通知倘因遷址、拒收、招領逾期或其他郵局批註之理由而送達不到者，均以郵局第一次投遞日期為送達日期。無論收送達之ㄧ方是否確實收受（包括拒收），均生送達之效力。</w:t>
       </w:r>
     </w:p>
     <w:p>
@@ -2739,350 +2174,241 @@
           <w:rFonts w:ascii="微軟正黑體" w:eastAsia="微軟正黑體" w:hAnsi="微軟正黑體" w:cs="微軟正黑體"/>
           <w:color w:val="000000"/>
         </w:rPr>
-        <w:t>本契約正本</w:t>
+        <w:t>本契約正本壹式貳份，由甲乙雙方各執壹份以為憑據，印花自理。</w:t>
+      </w:r>
+    </w:p>
+    <w:p>
+      <w:pPr>
+        <w:spacing w:line="420" w:lineRule="auto"/>
+        <w:jc w:val="center"/>
+        <w:rPr>
+          <w:rFonts w:ascii="微軟正黑體" w:eastAsia="微軟正黑體" w:hAnsi="微軟正黑體" w:cs="微軟正黑體"/>
+          <w:color w:val="000000"/>
+        </w:rPr>
+      </w:pPr>
+      <w:r>
+        <w:rPr>
+          <w:rFonts w:ascii="微軟正黑體" w:eastAsia="微軟正黑體" w:hAnsi="微軟正黑體" w:cs="微軟正黑體"/>
+          <w:color w:val="000000"/>
+        </w:rPr>
+        <w:t>（簽名頁如後）</w:t>
+      </w:r>
+    </w:p>
+    <w:p>
+      <w:pPr>
+        <w:rPr>
+          <w:rFonts w:ascii="微軟正黑體" w:eastAsia="微軟正黑體" w:hAnsi="微軟正黑體" w:cs="微軟正黑體"/>
+          <w:color w:val="000000"/>
+        </w:rPr>
+      </w:pPr>
+      <w:r>
+        <w:br w:type="page"/>
+      </w:r>
+    </w:p>
+    <w:p>
+      <w:pPr>
+        <w:spacing w:line="420" w:lineRule="auto"/>
+        <w:jc w:val="both"/>
+        <w:rPr>
+          <w:rFonts w:ascii="微軟正黑體" w:eastAsia="微軟正黑體" w:hAnsi="微軟正黑體" w:cs="微軟正黑體"/>
+          <w:color w:val="000000"/>
+        </w:rPr>
+      </w:pPr>
+    </w:p>
+    <w:p>
+      <w:pPr>
+        <w:spacing w:line="420" w:lineRule="auto"/>
+        <w:jc w:val="both"/>
+        <w:rPr>
+          <w:rFonts w:ascii="微軟正黑體" w:eastAsia="微軟正黑體" w:hAnsi="微軟正黑體" w:cs="微軟正黑體"/>
+          <w:color w:val="000000"/>
+        </w:rPr>
+      </w:pPr>
+      <w:r>
+        <w:rPr>
+          <w:rFonts w:ascii="微軟正黑體" w:eastAsia="微軟正黑體" w:hAnsi="微軟正黑體" w:cs="微軟正黑體"/>
+          <w:color w:val="000000"/>
+        </w:rPr>
+        <w:t>立契約書人</w:t>
+      </w:r>
+    </w:p>
+    <w:p>
+      <w:pPr>
+        <w:spacing w:line="420" w:lineRule="auto"/>
+        <w:jc w:val="both"/>
+        <w:rPr>
+          <w:rFonts w:ascii="微軟正黑體" w:eastAsia="微軟正黑體" w:hAnsi="微軟正黑體" w:cs="微軟正黑體"/>
+          <w:color w:val="000000"/>
+        </w:rPr>
+      </w:pPr>
+    </w:p>
+    <w:p>
+      <w:pPr>
+        <w:spacing w:line="420" w:lineRule="auto"/>
+        <w:jc w:val="both"/>
+        <w:rPr>
+          <w:rFonts w:ascii="微軟正黑體" w:eastAsia="微軟正黑體" w:hAnsi="微軟正黑體" w:cs="微軟正黑體"/>
+          <w:color w:val="000000"/>
+        </w:rPr>
+      </w:pPr>
+      <w:r>
+        <w:rPr>
+          <w:rFonts w:ascii="微軟正黑體" w:eastAsia="微軟正黑體" w:hAnsi="微軟正黑體" w:cs="微軟正黑體"/>
+          <w:color w:val="000000"/>
+        </w:rPr>
+        <w:t xml:space="preserve">甲方（蓋章）： </w:t>
+      </w:r>
+      <w:r>
+        <w:rPr>
+          <w:rFonts w:asciiTheme="minorEastAsia" w:hAnsiTheme="minorEastAsia" w:cs="冬青黑體簡體中文 W3"/>
+          <w:color w:val="000000"/>
+        </w:rPr>
+        <w:t>{{ party_a }}</w:t>
+      </w:r>
+    </w:p>
+    <w:p>
+      <w:pPr>
+        <w:spacing w:line="420" w:lineRule="auto"/>
+        <w:jc w:val="both"/>
+        <w:rPr>
+          <w:rFonts w:asciiTheme="minorEastAsia" w:hAnsiTheme="minorEastAsia" w:cs="冬青黑體簡體中文 W3"/>
+          <w:color w:val="000000"/>
+        </w:rPr>
+      </w:pPr>
+      <w:r>
+        <w:rPr>
+          <w:rFonts w:ascii="微軟正黑體" w:eastAsia="微軟正黑體" w:hAnsi="微軟正黑體" w:cs="微軟正黑體"/>
+          <w:color w:val="000000"/>
+        </w:rPr>
+        <w:t xml:space="preserve">負責人： </w:t>
+      </w:r>
+      <w:r>
+        <w:rPr>
+          <w:rFonts w:asciiTheme="minorEastAsia" w:hAnsiTheme="minorEastAsia" w:cs="冬青黑體簡體中文 W3"/>
+          <w:color w:val="000000"/>
+        </w:rPr>
+        <w:t>{{ owner }}</w:t>
+      </w:r>
+    </w:p>
+    <w:p>
+      <w:pPr>
+        <w:spacing w:line="420" w:lineRule="auto"/>
+        <w:jc w:val="both"/>
+        <w:rPr>
+          <w:rFonts w:ascii="微軟正黑體" w:eastAsia="微軟正黑體" w:hAnsi="微軟正黑體" w:cs="微軟正黑體"/>
+          <w:color w:val="000000"/>
+        </w:rPr>
+      </w:pPr>
+      <w:r>
+        <w:rPr>
+          <w:rFonts w:ascii="微軟正黑體" w:eastAsia="微軟正黑體" w:hAnsi="微軟正黑體" w:cs="微軟正黑體"/>
+          <w:color w:val="000000"/>
+        </w:rPr>
+        <w:t>身分證字號/統</w:t>
+      </w:r>
+      <w:r>
+        <w:rPr>
+          <w:rFonts w:ascii="微軟正黑體" w:eastAsia="微軟正黑體" w:hAnsi="微軟正黑體" w:cs="微軟正黑體" w:hint="eastAsia"/>
+          <w:color w:val="000000"/>
+        </w:rPr>
+        <w:t>一</w:t>
+      </w:r>
+      <w:r>
+        <w:rPr>
+          <w:rFonts w:ascii="微軟正黑體" w:eastAsia="微軟正黑體" w:hAnsi="微軟正黑體" w:cs="微軟正黑體"/>
+          <w:color w:val="000000"/>
+        </w:rPr>
+        <w:t>編</w:t>
+      </w:r>
+      <w:r>
+        <w:rPr>
+          <w:rFonts w:ascii="微軟正黑體" w:eastAsia="微軟正黑體" w:hAnsi="微軟正黑體" w:cs="微軟正黑體" w:hint="eastAsia"/>
+          <w:color w:val="000000"/>
+        </w:rPr>
+        <w:t>號</w:t>
+      </w:r>
+      <w:r>
+        <w:rPr>
+          <w:rFonts w:ascii="微軟正黑體" w:eastAsia="微軟正黑體" w:hAnsi="微軟正黑體" w:cs="微軟正黑體"/>
+          <w:color w:val="000000"/>
+        </w:rPr>
+        <w:t>：</w:t>
+      </w:r>
+      <w:r>
+        <w:rPr>
+          <w:rFonts w:asciiTheme="minorEastAsia" w:hAnsiTheme="minorEastAsia" w:cs="冬青黑體簡體中文 W3"/>
+          <w:color w:val="000000"/>
+        </w:rPr>
+        <w:t>{{ id_number }}</w:t>
+      </w:r>
+    </w:p>
+    <w:p>
+      <w:pPr>
+        <w:spacing w:line="420" w:lineRule="auto"/>
+        <w:jc w:val="both"/>
+        <w:rPr>
+          <w:rFonts w:ascii="微軟正黑體" w:eastAsia="微軟正黑體" w:hAnsi="微軟正黑體" w:cs="微軟正黑體"/>
+          <w:color w:val="000000"/>
+        </w:rPr>
+      </w:pPr>
+      <w:r>
+        <w:rPr>
+          <w:rFonts w:ascii="微軟正黑體" w:eastAsia="微軟正黑體" w:hAnsi="微軟正黑體" w:cs="微軟正黑體"/>
+          <w:color w:val="000000"/>
+        </w:rPr>
+        <w:t>聯絡電話：</w:t>
       </w:r>
       <w:proofErr w:type="gramStart"/>
       <w:r>
         <w:rPr>
-          <w:rFonts w:ascii="微軟正黑體" w:eastAsia="微軟正黑體" w:hAnsi="微軟正黑體" w:cs="微軟正黑體"/>
-          <w:color w:val="000000"/>
-        </w:rPr>
-        <w:t>壹式貳份</w:t>
+          <w:rFonts w:asciiTheme="minorEastAsia" w:hAnsiTheme="minorEastAsia" w:cs="冬青黑體簡體中文 W3"/>
+          <w:color w:val="000000"/>
+        </w:rPr>
+        <w:t>{{ phone</w:t>
       </w:r>
       <w:proofErr w:type="gramEnd"/>
       <w:r>
         <w:rPr>
-          <w:rFonts w:ascii="微軟正黑體" w:eastAsia="微軟正黑體" w:hAnsi="微軟正黑體" w:cs="微軟正黑體"/>
-          <w:color w:val="000000"/>
-        </w:rPr>
-        <w:t>，由甲乙雙方各</w:t>
+          <w:rFonts w:asciiTheme="minorEastAsia" w:hAnsiTheme="minorEastAsia" w:cs="冬青黑體簡體中文 W3"/>
+          <w:color w:val="000000"/>
+        </w:rPr>
+        <w:t xml:space="preserve"> }}</w:t>
+      </w:r>
+    </w:p>
+    <w:p>
+      <w:pPr>
+        <w:spacing w:line="420" w:lineRule="auto"/>
+        <w:jc w:val="both"/>
+        <w:rPr>
+          <w:rFonts w:asciiTheme="minorEastAsia" w:hAnsiTheme="minorEastAsia" w:cs="冬青黑體簡體中文 W3"/>
+        </w:rPr>
+      </w:pPr>
+      <w:r>
+        <w:rPr>
+          <w:rFonts w:ascii="微軟正黑體" w:eastAsia="微軟正黑體" w:hAnsi="微軟正黑體" w:cs="微軟正黑體"/>
+        </w:rPr>
+        <w:t>地址：</w:t>
       </w:r>
       <w:proofErr w:type="gramStart"/>
       <w:r>
         <w:rPr>
-          <w:rFonts w:ascii="微軟正黑體" w:eastAsia="微軟正黑體" w:hAnsi="微軟正黑體" w:cs="微軟正黑體"/>
-          <w:color w:val="000000"/>
-        </w:rPr>
-        <w:t>執壹份</w:t>
+          <w:rFonts w:asciiTheme="minorEastAsia" w:hAnsiTheme="minorEastAsia" w:cs="冬青黑體簡體中文 W3"/>
+        </w:rPr>
+        <w:t>{{ contact</w:t>
       </w:r>
       <w:proofErr w:type="gramEnd"/>
       <w:r>
         <w:rPr>
-          <w:rFonts w:ascii="微軟正黑體" w:eastAsia="微軟正黑體" w:hAnsi="微軟正黑體" w:cs="微軟正黑體"/>
-          <w:color w:val="000000"/>
-        </w:rPr>
-        <w:t>以為憑據，印花自理。</w:t>
-      </w:r>
-    </w:p>
-    <w:p>
-      <w:pPr>
-        <w:spacing w:line="420" w:lineRule="auto"/>
-        <w:jc w:val="center"/>
-        <w:rPr>
-          <w:rFonts w:ascii="微軟正黑體" w:eastAsia="微軟正黑體" w:hAnsi="微軟正黑體" w:cs="微軟正黑體"/>
-          <w:color w:val="000000"/>
-        </w:rPr>
-      </w:pPr>
-      <w:r>
-        <w:rPr>
-          <w:rFonts w:ascii="微軟正黑體" w:eastAsia="微軟正黑體" w:hAnsi="微軟正黑體" w:cs="微軟正黑體"/>
-          <w:color w:val="000000"/>
-        </w:rPr>
-        <w:t>（簽名頁如後）</w:t>
-      </w:r>
-    </w:p>
-    <w:p>
-      <w:pPr>
-        <w:rPr>
-          <w:rFonts w:ascii="微軟正黑體" w:eastAsia="微軟正黑體" w:hAnsi="微軟正黑體" w:cs="微軟正黑體"/>
-          <w:color w:val="000000"/>
-        </w:rPr>
-      </w:pPr>
-      <w:r>
-        <w:br w:type="page"/>
-      </w:r>
-    </w:p>
-    <w:p>
-      <w:pPr>
-        <w:spacing w:line="420" w:lineRule="auto"/>
-        <w:jc w:val="both"/>
-        <w:rPr>
-          <w:rFonts w:ascii="微軟正黑體" w:eastAsia="微軟正黑體" w:hAnsi="微軟正黑體" w:cs="微軟正黑體"/>
-          <w:color w:val="000000"/>
-        </w:rPr>
-      </w:pPr>
-    </w:p>
-    <w:p>
-      <w:pPr>
-        <w:spacing w:line="420" w:lineRule="auto"/>
-        <w:jc w:val="both"/>
-        <w:rPr>
-          <w:rFonts w:ascii="微軟正黑體" w:eastAsia="微軟正黑體" w:hAnsi="微軟正黑體" w:cs="微軟正黑體"/>
-          <w:color w:val="000000"/>
-        </w:rPr>
-      </w:pPr>
-      <w:r>
-        <w:rPr>
-          <w:rFonts w:ascii="微軟正黑體" w:eastAsia="微軟正黑體" w:hAnsi="微軟正黑體" w:cs="微軟正黑體"/>
-          <w:color w:val="000000"/>
-        </w:rPr>
-        <w:t>立契約書人</w:t>
-      </w:r>
-    </w:p>
-    <w:p>
-      <w:pPr>
-        <w:spacing w:line="420" w:lineRule="auto"/>
-        <w:jc w:val="both"/>
-        <w:rPr>
-          <w:rFonts w:ascii="微軟正黑體" w:eastAsia="微軟正黑體" w:hAnsi="微軟正黑體" w:cs="微軟正黑體"/>
-          <w:color w:val="000000"/>
-        </w:rPr>
-      </w:pPr>
-    </w:p>
-    <w:p>
-      <w:pPr>
-        <w:spacing w:line="420" w:lineRule="auto"/>
-        <w:jc w:val="both"/>
-        <w:rPr>
-          <w:rFonts w:ascii="微軟正黑體" w:eastAsia="微軟正黑體" w:hAnsi="微軟正黑體" w:cs="微軟正黑體"/>
-          <w:color w:val="000000"/>
-        </w:rPr>
-      </w:pPr>
-      <w:r>
-        <w:rPr>
-          <w:rFonts w:ascii="微軟正黑體" w:eastAsia="微軟正黑體" w:hAnsi="微軟正黑體" w:cs="微軟正黑體"/>
-          <w:color w:val="000000"/>
-        </w:rPr>
-        <w:t xml:space="preserve">甲方（蓋章）： </w:t>
+          <w:rFonts w:asciiTheme="minorEastAsia" w:hAnsiTheme="minorEastAsia" w:cs="冬青黑體簡體中文 W3"/>
+        </w:rPr>
+        <w:t>_</w:t>
       </w:r>
       <w:proofErr w:type="gramStart"/>
       <w:r>
         <w:rPr>
           <w:rFonts w:asciiTheme="minorEastAsia" w:hAnsiTheme="minorEastAsia" w:cs="冬青黑體簡體中文 W3"/>
-          <w:color w:val="000000"/>
-        </w:rPr>
-        <w:t xml:space="preserve">{{ </w:t>
-      </w:r>
-      <w:proofErr w:type="spellStart"/>
-      <w:r>
-        <w:rPr>
-          <w:rFonts w:asciiTheme="minorEastAsia" w:hAnsiTheme="minorEastAsia" w:cs="冬青黑體簡體中文 W3"/>
-          <w:color w:val="000000"/>
-        </w:rPr>
-        <w:t>party</w:t>
-      </w:r>
-      <w:proofErr w:type="gramEnd"/>
-      <w:r>
-        <w:rPr>
-          <w:rFonts w:asciiTheme="minorEastAsia" w:hAnsiTheme="minorEastAsia" w:cs="冬青黑體簡體中文 W3"/>
-          <w:color w:val="000000"/>
-        </w:rPr>
-        <w:t>_</w:t>
-      </w:r>
-      <w:proofErr w:type="gramStart"/>
-      <w:r>
-        <w:rPr>
-          <w:rFonts w:asciiTheme="minorEastAsia" w:hAnsiTheme="minorEastAsia" w:cs="冬青黑體簡體中文 W3"/>
-          <w:color w:val="000000"/>
-        </w:rPr>
-        <w:t>a</w:t>
-      </w:r>
-      <w:proofErr w:type="spellEnd"/>
-      <w:r>
-        <w:rPr>
-          <w:rFonts w:asciiTheme="minorEastAsia" w:hAnsiTheme="minorEastAsia" w:cs="冬青黑體簡體中文 W3"/>
-          <w:color w:val="000000"/>
-        </w:rPr>
-        <w:t xml:space="preserve"> }</w:t>
-      </w:r>
-      <w:proofErr w:type="gramEnd"/>
-      <w:r>
-        <w:rPr>
-          <w:rFonts w:asciiTheme="minorEastAsia" w:hAnsiTheme="minorEastAsia" w:cs="冬青黑體簡體中文 W3"/>
-          <w:color w:val="000000"/>
-        </w:rPr>
-        <w:t>}</w:t>
-      </w:r>
-    </w:p>
-    <w:p>
-      <w:pPr>
-        <w:spacing w:line="420" w:lineRule="auto"/>
-        <w:jc w:val="both"/>
-        <w:rPr>
-          <w:rFonts w:asciiTheme="minorEastAsia" w:hAnsiTheme="minorEastAsia" w:cs="冬青黑體簡體中文 W3"/>
-          <w:color w:val="000000"/>
-        </w:rPr>
-      </w:pPr>
-      <w:r>
-        <w:rPr>
-          <w:rFonts w:ascii="微軟正黑體" w:eastAsia="微軟正黑體" w:hAnsi="微軟正黑體" w:cs="微軟正黑體"/>
-          <w:color w:val="000000"/>
-        </w:rPr>
-        <w:t xml:space="preserve">負責人： </w:t>
-      </w:r>
-      <w:proofErr w:type="gramStart"/>
-      <w:r>
-        <w:rPr>
-          <w:rFonts w:asciiTheme="minorEastAsia" w:hAnsiTheme="minorEastAsia" w:cs="冬青黑體簡體中文 W3"/>
-          <w:color w:val="000000"/>
-        </w:rPr>
-        <w:t>{{ owner</w:t>
-      </w:r>
-      <w:proofErr w:type="gramEnd"/>
-      <w:r>
-        <w:rPr>
-          <w:rFonts w:asciiTheme="minorEastAsia" w:hAnsiTheme="minorEastAsia" w:cs="冬青黑體簡體中文 W3"/>
-          <w:color w:val="000000"/>
-        </w:rPr>
-        <w:t xml:space="preserve"> }}</w:t>
-      </w:r>
-    </w:p>
-    <w:p>
-      <w:pPr>
-        <w:spacing w:line="420" w:lineRule="auto"/>
-        <w:jc w:val="both"/>
-        <w:rPr>
-          <w:rFonts w:ascii="微軟正黑體" w:eastAsia="微軟正黑體" w:hAnsi="微軟正黑體" w:cs="微軟正黑體"/>
-          <w:color w:val="000000"/>
-        </w:rPr>
-      </w:pPr>
-      <w:r>
-        <w:rPr>
-          <w:rFonts w:ascii="微軟正黑體" w:eastAsia="微軟正黑體" w:hAnsi="微軟正黑體" w:cs="微軟正黑體"/>
-          <w:color w:val="000000"/>
-        </w:rPr>
-        <w:t>身分證字號/統編：</w:t>
-      </w:r>
-      <w:proofErr w:type="gramStart"/>
-      <w:r>
-        <w:rPr>
-          <w:rFonts w:asciiTheme="minorEastAsia" w:hAnsiTheme="minorEastAsia" w:cs="冬青黑體簡體中文 W3"/>
-          <w:color w:val="000000"/>
-        </w:rPr>
-        <w:t xml:space="preserve">{{ </w:t>
-      </w:r>
-      <w:proofErr w:type="spellStart"/>
-      <w:r>
-        <w:rPr>
-          <w:rFonts w:asciiTheme="minorEastAsia" w:hAnsiTheme="minorEastAsia" w:cs="冬青黑體簡體中文 W3"/>
-          <w:color w:val="000000"/>
-        </w:rPr>
-        <w:t>id</w:t>
-      </w:r>
-      <w:proofErr w:type="gramEnd"/>
-      <w:r>
-        <w:rPr>
-          <w:rFonts w:asciiTheme="minorEastAsia" w:hAnsiTheme="minorEastAsia" w:cs="冬青黑體簡體中文 W3"/>
-          <w:color w:val="000000"/>
-        </w:rPr>
-        <w:t>_</w:t>
-      </w:r>
-      <w:proofErr w:type="gramStart"/>
-      <w:r>
-        <w:rPr>
-          <w:rFonts w:asciiTheme="minorEastAsia" w:hAnsiTheme="minorEastAsia" w:cs="冬青黑體簡體中文 W3"/>
-          <w:color w:val="000000"/>
-        </w:rPr>
-        <w:t>number</w:t>
-      </w:r>
-      <w:proofErr w:type="spellEnd"/>
-      <w:r>
-        <w:rPr>
-          <w:rFonts w:asciiTheme="minorEastAsia" w:hAnsiTheme="minorEastAsia" w:cs="冬青黑體簡體中文 W3"/>
-          <w:color w:val="000000"/>
-        </w:rPr>
-        <w:t xml:space="preserve"> }</w:t>
-      </w:r>
-      <w:proofErr w:type="gramEnd"/>
-      <w:r>
-        <w:rPr>
-          <w:rFonts w:asciiTheme="minorEastAsia" w:hAnsiTheme="minorEastAsia" w:cs="冬青黑體簡體中文 W3"/>
-          <w:color w:val="000000"/>
-        </w:rPr>
-        <w:t>}</w:t>
-      </w:r>
-    </w:p>
-    <w:p>
-      <w:pPr>
-        <w:spacing w:line="420" w:lineRule="auto"/>
-        <w:jc w:val="both"/>
-        <w:rPr>
-          <w:rFonts w:ascii="微軟正黑體" w:eastAsia="微軟正黑體" w:hAnsi="微軟正黑體" w:cs="微軟正黑體"/>
-          <w:color w:val="000000"/>
-        </w:rPr>
-      </w:pPr>
-      <w:r>
-        <w:rPr>
-          <w:rFonts w:ascii="微軟正黑體" w:eastAsia="微軟正黑體" w:hAnsi="微軟正黑體" w:cs="微軟正黑體"/>
-          <w:color w:val="000000"/>
-        </w:rPr>
-        <w:t>聯絡電話：</w:t>
-      </w:r>
-      <w:proofErr w:type="gramStart"/>
-      <w:r>
-        <w:rPr>
-          <w:rFonts w:asciiTheme="minorEastAsia" w:hAnsiTheme="minorEastAsia" w:cs="冬青黑體簡體中文 W3"/>
-          <w:color w:val="000000"/>
-        </w:rPr>
-        <w:t>{{ phone</w:t>
-      </w:r>
-      <w:proofErr w:type="gramEnd"/>
-      <w:r>
-        <w:rPr>
-          <w:rFonts w:asciiTheme="minorEastAsia" w:hAnsiTheme="minorEastAsia" w:cs="冬青黑體簡體中文 W3"/>
-          <w:color w:val="000000"/>
-        </w:rPr>
-        <w:t xml:space="preserve"> }}</w:t>
-      </w:r>
-    </w:p>
-    <w:p>
-      <w:pPr>
-        <w:spacing w:line="420" w:lineRule="auto"/>
-        <w:jc w:val="both"/>
-        <w:rPr>
-          <w:rFonts w:asciiTheme="minorEastAsia" w:hAnsiTheme="minorEastAsia" w:cs="冬青黑體簡體中文 W3"/>
-        </w:rPr>
-      </w:pPr>
-      <w:r>
-        <w:rPr>
-          <w:rFonts w:ascii="微軟正黑體" w:eastAsia="微軟正黑體" w:hAnsi="微軟正黑體" w:cs="微軟正黑體"/>
-        </w:rPr>
-        <w:t>地址：</w:t>
-      </w:r>
-      <w:proofErr w:type="gramStart"/>
-      <w:r>
-        <w:rPr>
-          <w:rFonts w:asciiTheme="minorEastAsia" w:hAnsiTheme="minorEastAsia" w:cs="冬青黑體簡體中文 W3"/>
-        </w:rPr>
-        <w:t xml:space="preserve">{{ </w:t>
-      </w:r>
-      <w:proofErr w:type="spellStart"/>
-      <w:r>
-        <w:rPr>
-          <w:rFonts w:asciiTheme="minorEastAsia" w:hAnsiTheme="minorEastAsia" w:cs="冬青黑體簡體中文 W3"/>
-        </w:rPr>
-        <w:t>contact</w:t>
-      </w:r>
-      <w:proofErr w:type="gramEnd"/>
-      <w:r>
-        <w:rPr>
-          <w:rFonts w:asciiTheme="minorEastAsia" w:hAnsiTheme="minorEastAsia" w:cs="冬青黑體簡體中文 W3"/>
-        </w:rPr>
-        <w:t>_</w:t>
-      </w:r>
-      <w:proofErr w:type="gramStart"/>
-      <w:r>
-        <w:rPr>
-          <w:rFonts w:asciiTheme="minorEastAsia" w:hAnsiTheme="minorEastAsia" w:cs="冬青黑體簡體中文 W3"/>
-        </w:rPr>
-        <w:t>address</w:t>
-      </w:r>
-      <w:proofErr w:type="spellEnd"/>
-      <w:r>
-        <w:rPr>
-          <w:rFonts w:asciiTheme="minorEastAsia" w:hAnsiTheme="minorEastAsia" w:cs="冬青黑體簡體中文 W3"/>
-        </w:rPr>
-        <w:t xml:space="preserve"> }</w:t>
+        </w:rPr>
+        <w:t>address }</w:t>
       </w:r>
       <w:proofErr w:type="gramEnd"/>
       <w:r>
@@ -3337,15 +2663,7 @@
           <w:rFonts w:ascii="微軟正黑體" w:eastAsia="微軟正黑體" w:hAnsi="微軟正黑體" w:cs="微軟正黑體"/>
           <w:color w:val="333333"/>
         </w:rPr>
-        <w:t xml:space="preserve">{{ </w:t>
-      </w:r>
-      <w:proofErr w:type="spellStart"/>
-      <w:r>
-        <w:rPr>
-          <w:rFonts w:ascii="微軟正黑體" w:eastAsia="微軟正黑體" w:hAnsi="微軟正黑體" w:cs="微軟正黑體"/>
-          <w:color w:val="333333"/>
-        </w:rPr>
-        <w:t>b</w:t>
+        <w:t>{{ b</w:t>
       </w:r>
       <w:proofErr w:type="gramEnd"/>
       <w:r>
@@ -3363,7 +2681,6 @@
         </w:rPr>
         <w:t>email</w:t>
       </w:r>
-      <w:proofErr w:type="spellEnd"/>
       <w:r>
         <w:rPr>
           <w:rFonts w:ascii="微軟正黑體" w:eastAsia="微軟正黑體" w:hAnsi="微軟正黑體" w:cs="微軟正黑體"/>
@@ -3486,29 +2803,7 @@
           <w:szCs w:val="38"/>
           <w:lang w:val="en-US"/>
         </w:rPr>
-        <w:t xml:space="preserve">{{ </w:t>
-      </w:r>
-      <w:proofErr w:type="spellStart"/>
-      <w:r>
-        <w:rPr>
-          <w:rFonts w:asciiTheme="minorEastAsia" w:hAnsiTheme="minorEastAsia" w:cs="冬青黑體簡體中文 W3"/>
-          <w:color w:val="000000"/>
-          <w:sz w:val="38"/>
-          <w:szCs w:val="38"/>
-          <w:lang w:val="en-US"/>
-        </w:rPr>
-        <w:t>sign_date</w:t>
-      </w:r>
-      <w:proofErr w:type="spellEnd"/>
-      <w:r>
-        <w:rPr>
-          <w:rFonts w:asciiTheme="minorEastAsia" w:hAnsiTheme="minorEastAsia" w:cs="冬青黑體簡體中文 W3"/>
-          <w:color w:val="000000"/>
-          <w:sz w:val="38"/>
-          <w:szCs w:val="38"/>
-          <w:lang w:val="en-US"/>
-        </w:rPr>
-        <w:t xml:space="preserve"> }}</w:t>
+        <w:t>{{ sign_date }}</w:t>
       </w:r>
     </w:p>
     <w:sectPr>
@@ -3787,7 +3082,27 @@
               <w:sz w:val="20"/>
               <w:szCs w:val="20"/>
             </w:rPr>
-            <w:t xml:space="preserve">負責業務：{{ sales }}</w:t>
+            <w:t>負責業務：</w:t>
+          </w:r>
+          <w:proofErr w:type="gramStart"/>
+          <w:r>
+            <w:rPr>
+              <w:rFonts w:ascii="標楷體" w:eastAsia="標楷體" w:hAnsi="標楷體" w:cs="標楷體"/>
+              <w:color w:val="666666"/>
+              <w:sz w:val="20"/>
+              <w:szCs w:val="20"/>
+            </w:rPr>
+            <w:t>{{ sales</w:t>
+          </w:r>
+          <w:proofErr w:type="gramEnd"/>
+          <w:r>
+            <w:rPr>
+              <w:rFonts w:ascii="標楷體" w:eastAsia="標楷體" w:hAnsi="標楷體" w:cs="標楷體"/>
+              <w:color w:val="666666"/>
+              <w:sz w:val="20"/>
+              <w:szCs w:val="20"/>
+            </w:rPr>
+            <w:t xml:space="preserve"> }}</w:t>
           </w:r>
         </w:p>
       </w:tc>
@@ -3814,7 +3129,27 @@
               <w:sz w:val="20"/>
               <w:szCs w:val="20"/>
             </w:rPr>
-            <w:t xml:space="preserve">建物編號：{{ building_id }}</w:t>
+            <w:t>建物編號：</w:t>
+          </w:r>
+          <w:proofErr w:type="gramStart"/>
+          <w:r>
+            <w:rPr>
+              <w:rFonts w:ascii="標楷體" w:eastAsia="標楷體" w:hAnsi="標楷體" w:cs="標楷體"/>
+              <w:color w:val="666666"/>
+              <w:sz w:val="20"/>
+              <w:szCs w:val="20"/>
+            </w:rPr>
+            <w:t>{{ building</w:t>
+          </w:r>
+          <w:proofErr w:type="gramEnd"/>
+          <w:r>
+            <w:rPr>
+              <w:rFonts w:ascii="標楷體" w:eastAsia="標楷體" w:hAnsi="標楷體" w:cs="標楷體"/>
+              <w:color w:val="666666"/>
+              <w:sz w:val="20"/>
+              <w:szCs w:val="20"/>
+            </w:rPr>
+            <w:t>_id }}</w:t>
           </w:r>
         </w:p>
       </w:tc>
@@ -3834,6 +3169,7 @@
               <w:szCs w:val="20"/>
             </w:rPr>
           </w:pPr>
+          <w:proofErr w:type="gramStart"/>
           <w:r>
             <w:rPr>
               <w:rFonts w:ascii="標楷體" w:eastAsia="標楷體" w:hAnsi="標楷體" w:cs="標楷體"/>
@@ -3841,7 +3177,17 @@
               <w:sz w:val="20"/>
               <w:szCs w:val="20"/>
             </w:rPr>
-            <w:t>{{ contract_tax_label }}</w:t>
+            <w:t>{{ contract</w:t>
+          </w:r>
+          <w:proofErr w:type="gramEnd"/>
+          <w:r>
+            <w:rPr>
+              <w:rFonts w:ascii="標楷體" w:eastAsia="標楷體" w:hAnsi="標楷體" w:cs="標楷體"/>
+              <w:color w:val="666666"/>
+              <w:sz w:val="20"/>
+              <w:szCs w:val="20"/>
+            </w:rPr>
+            <w:t>_tax_label }}</w:t>
           </w:r>
         </w:p>
       </w:tc>
@@ -3870,7 +3216,27 @@
               <w:sz w:val="20"/>
               <w:szCs w:val="20"/>
             </w:rPr>
-            <w:t xml:space="preserve">建物名稱：{{ building_name }}</w:t>
+            <w:t>建物名稱：</w:t>
+          </w:r>
+          <w:proofErr w:type="gramStart"/>
+          <w:r>
+            <w:rPr>
+              <w:rFonts w:ascii="標楷體" w:eastAsia="標楷體" w:hAnsi="標楷體" w:cs="標楷體"/>
+              <w:color w:val="666666"/>
+              <w:sz w:val="20"/>
+              <w:szCs w:val="20"/>
+            </w:rPr>
+            <w:t>{{ building</w:t>
+          </w:r>
+          <w:proofErr w:type="gramEnd"/>
+          <w:r>
+            <w:rPr>
+              <w:rFonts w:ascii="標楷體" w:eastAsia="標楷體" w:hAnsi="標楷體" w:cs="標楷體"/>
+              <w:color w:val="666666"/>
+              <w:sz w:val="20"/>
+              <w:szCs w:val="20"/>
+            </w:rPr>
+            <w:t>_name }}</w:t>
           </w:r>
         </w:p>
       </w:tc>
@@ -3897,7 +3263,27 @@
               <w:sz w:val="20"/>
               <w:szCs w:val="20"/>
             </w:rPr>
-            <w:t xml:space="preserve">建物綁定電話：{{ building_phone }}</w:t>
+            <w:t>建物綁定電話：</w:t>
+          </w:r>
+          <w:proofErr w:type="gramStart"/>
+          <w:r>
+            <w:rPr>
+              <w:rFonts w:ascii="標楷體" w:eastAsia="標楷體" w:hAnsi="標楷體" w:cs="標楷體"/>
+              <w:color w:val="666666"/>
+              <w:sz w:val="20"/>
+              <w:szCs w:val="20"/>
+            </w:rPr>
+            <w:t>{{ building</w:t>
+          </w:r>
+          <w:proofErr w:type="gramEnd"/>
+          <w:r>
+            <w:rPr>
+              <w:rFonts w:ascii="標楷體" w:eastAsia="標楷體" w:hAnsi="標楷體" w:cs="標楷體"/>
+              <w:color w:val="666666"/>
+              <w:sz w:val="20"/>
+              <w:szCs w:val="20"/>
+            </w:rPr>
+            <w:t>_phone }}</w:t>
           </w:r>
         </w:p>
       </w:tc>
@@ -3924,7 +3310,27 @@
               <w:sz w:val="20"/>
               <w:szCs w:val="20"/>
             </w:rPr>
-            <w:t xml:space="preserve">所得代號：{{ income_code }}</w:t>
+            <w:t>所得代號：</w:t>
+          </w:r>
+          <w:proofErr w:type="gramStart"/>
+          <w:r>
+            <w:rPr>
+              <w:rFonts w:ascii="標楷體" w:eastAsia="標楷體" w:hAnsi="標楷體" w:cs="標楷體"/>
+              <w:color w:val="666666"/>
+              <w:sz w:val="20"/>
+              <w:szCs w:val="20"/>
+            </w:rPr>
+            <w:t>{{ income</w:t>
+          </w:r>
+          <w:proofErr w:type="gramEnd"/>
+          <w:r>
+            <w:rPr>
+              <w:rFonts w:ascii="標楷體" w:eastAsia="標楷體" w:hAnsi="標楷體" w:cs="標楷體"/>
+              <w:color w:val="666666"/>
+              <w:sz w:val="20"/>
+              <w:szCs w:val="20"/>
+            </w:rPr>
+            <w:t>_code }}</w:t>
           </w:r>
         </w:p>
       </w:tc>
